--- a/LabExercises-Sem1/experiments/DataAnalysis/DataPreProcessingExperment.docx
+++ b/LabExercises-Sem1/experiments/DataAnalysis/DataPreProcessingExperment.docx
@@ -4,8 +4,56 @@
   <w:body>
     <w:p>
       <w:pPr>
-        <w:pStyle w:val="Heading2"/>
-      </w:pPr>
+        <w:jc w:val="right"/>
+      </w:pPr>
+      <w:r>
+        <w:t>2025166043</w:t>
+      </w:r>
+    </w:p>
+    <w:p>
+      <w:pPr>
+        <w:jc w:val="right"/>
+      </w:pPr>
+      <w:r>
+        <w:t>Anandhan R</w:t>
+      </w:r>
+    </w:p>
+    <w:p>
+      <w:pPr>
+        <w:jc w:val="right"/>
+      </w:pPr>
+      <w:r>
+        <w:t>MTech AI &amp; DS 1</w:t>
+      </w:r>
+      <w:r>
+        <w:rPr>
+          <w:vertAlign w:val="superscript"/>
+        </w:rPr>
+        <w:t>st</w:t>
+      </w:r>
+      <w:r>
+        <w:t xml:space="preserve"> Year</w:t>
+      </w:r>
+    </w:p>
+    <w:p>
+      <w:pPr>
+        <w:pStyle w:val="Heading2"/>
+      </w:pPr>
+      <w:r>
+        <w:t xml:space="preserve">   Data Science Laboratory – Exercise 13.11.25 (Data-Extraction-Preprocessing</w:t>
+      </w:r>
+      <w:r>
+        <w:t>)</w:t>
+      </w:r>
+    </w:p>
+    <w:p/>
+    <w:p>
+      <w:pPr>
+        <w:pStyle w:val="Heading2"/>
+      </w:pPr>
+      <w:r>
+        <w:t>1.</w:t>
+      </w:r>
       <w:r>
         <w:t>Reading the dataset from excel format</w:t>
       </w:r>
@@ -57,7 +105,6 @@
         </w:drawing>
       </w:r>
     </w:p>
-    <w:p/>
     <w:p>
       <w:r>
         <w:t>Output:</w:t>
@@ -111,28 +158,18 @@
         <w:pStyle w:val="Heading2"/>
       </w:pPr>
       <w:r>
-        <w:t xml:space="preserve">Display </w:t>
-      </w:r>
-      <w:proofErr w:type="spellStart"/>
-      <w:r>
-        <w:t>DataType</w:t>
-      </w:r>
-      <w:proofErr w:type="spellEnd"/>
-      <w:r>
-        <w:t xml:space="preserve"> of </w:t>
-      </w:r>
-      <w:proofErr w:type="spellStart"/>
-      <w:r>
-        <w:t>resolution_width</w:t>
-      </w:r>
-      <w:proofErr w:type="spellEnd"/>
-      <w:r>
-        <w:t xml:space="preserve"> column</w:t>
+        <w:t>2.</w:t>
+      </w:r>
+      <w:r>
+        <w:t>Display DataType of resolution_width column</w:t>
       </w:r>
     </w:p>
     <w:p>
       <w:r>
         <w:t>Code</w:t>
+      </w:r>
+      <w:r>
+        <w:t>:</w:t>
       </w:r>
     </w:p>
     <w:p>
@@ -179,7 +216,7 @@
     </w:p>
     <w:p>
       <w:r>
-        <w:t>Result</w:t>
+        <w:t>Output:</w:t>
       </w:r>
     </w:p>
     <w:p>
@@ -230,6 +267,10 @@
         <w:pStyle w:val="Heading2"/>
       </w:pPr>
       <w:r>
+        <w:lastRenderedPageBreak/>
+        <w:t>3.</w:t>
+      </w:r>
+      <w:r>
         <w:t>Renaming the column names</w:t>
       </w:r>
     </w:p>
@@ -282,7 +323,6 @@
     </w:p>
     <w:p>
       <w:r>
-        <w:lastRenderedPageBreak/>
         <w:t>Result:</w:t>
       </w:r>
     </w:p>
@@ -332,6 +372,17 @@
       <w:pPr>
         <w:pStyle w:val="Heading2"/>
       </w:pPr>
+    </w:p>
+    <w:p>
+      <w:pPr>
+        <w:pStyle w:val="Heading2"/>
+      </w:pPr>
+      <w:r>
+        <w:t>4.</w:t>
+      </w:r>
+      <w:r>
+        <w:t xml:space="preserve"> </w:t>
+      </w:r>
       <w:r>
         <w:t>Add additional column</w:t>
       </w:r>
@@ -434,6 +485,11 @@
       <w:pPr>
         <w:pStyle w:val="Heading2"/>
       </w:pPr>
+    </w:p>
+    <w:p>
+      <w:pPr>
+        <w:pStyle w:val="Heading2"/>
+      </w:pPr>
       <w:r>
         <w:t>5. Find correlation</w:t>
       </w:r>
@@ -485,8 +541,13 @@
         </w:drawing>
       </w:r>
     </w:p>
-    <w:p>
-      <w:r>
+    <w:p/>
+    <w:p/>
+    <w:p/>
+    <w:p/>
+    <w:p>
+      <w:r>
+        <w:lastRenderedPageBreak/>
         <w:t>Result:</w:t>
       </w:r>
     </w:p>
@@ -538,7 +599,6 @@
         <w:pStyle w:val="Heading2"/>
       </w:pPr>
       <w:r>
-        <w:lastRenderedPageBreak/>
         <w:t>6. Reading top 10 and bottom 10 records</w:t>
       </w:r>
     </w:p>
@@ -640,6 +700,16 @@
       <w:pPr>
         <w:pStyle w:val="Heading2"/>
       </w:pPr>
+    </w:p>
+    <w:p>
+      <w:pPr>
+        <w:pStyle w:val="Heading2"/>
+      </w:pPr>
+    </w:p>
+    <w:p>
+      <w:pPr>
+        <w:pStyle w:val="Heading2"/>
+      </w:pPr>
       <w:r>
         <w:t>7. Reading the header</w:t>
       </w:r>
@@ -742,6 +812,11 @@
       <w:pPr>
         <w:pStyle w:val="Heading2"/>
       </w:pPr>
+    </w:p>
+    <w:p>
+      <w:pPr>
+        <w:pStyle w:val="Heading2"/>
+      </w:pPr>
       <w:r>
         <w:t>8. Reading data on column basis</w:t>
       </w:r>
@@ -803,7 +878,6 @@
         <w:rPr>
           <w:noProof/>
         </w:rPr>
-        <w:lastRenderedPageBreak/>
         <w:drawing>
           <wp:inline distT="0" distB="0" distL="0" distR="0" wp14:anchorId="2EBEABCB" wp14:editId="63D146E9">
             <wp:extent cx="2943636" cy="1295581"/>
@@ -845,6 +919,11 @@
       <w:pPr>
         <w:pStyle w:val="Heading2"/>
       </w:pPr>
+    </w:p>
+    <w:p>
+      <w:pPr>
+        <w:pStyle w:val="Heading2"/>
+      </w:pPr>
       <w:r>
         <w:t>9. Reading specific data</w:t>
       </w:r>
@@ -945,6 +1024,21 @@
       <w:pPr>
         <w:pStyle w:val="Heading2"/>
       </w:pPr>
+    </w:p>
+    <w:p>
+      <w:pPr>
+        <w:pStyle w:val="Heading2"/>
+      </w:pPr>
+    </w:p>
+    <w:p>
+      <w:pPr>
+        <w:pStyle w:val="Heading2"/>
+      </w:pPr>
+    </w:p>
+    <w:p>
+      <w:pPr>
+        <w:pStyle w:val="Heading2"/>
+      </w:pPr>
       <w:r>
         <w:t>10. Reading data of a specific tuple based on a) index ranges b) specific index</w:t>
       </w:r>
@@ -1006,7 +1100,6 @@
         <w:rPr>
           <w:noProof/>
         </w:rPr>
-        <w:lastRenderedPageBreak/>
         <w:drawing>
           <wp:inline distT="0" distB="0" distL="0" distR="0" wp14:anchorId="638911AE" wp14:editId="1C78218C">
             <wp:extent cx="5943600" cy="4591685"/>
@@ -1049,6 +1142,16 @@
       <w:pPr>
         <w:pStyle w:val="Heading2"/>
       </w:pPr>
+    </w:p>
+    <w:p>
+      <w:pPr>
+        <w:pStyle w:val="Heading2"/>
+      </w:pPr>
+    </w:p>
+    <w:p>
+      <w:pPr>
+        <w:pStyle w:val="Heading2"/>
+      </w:pPr>
       <w:r>
         <w:t xml:space="preserve">11. </w:t>
       </w:r>
@@ -1056,11 +1159,12 @@
         <w:t>Rows with indexes 3 to 7</w:t>
       </w:r>
     </w:p>
-    <w:p/>
-    <w:p>
-      <w:r>
-        <w:t xml:space="preserve">Code: </w:t>
-      </w:r>
+    <w:p>
+      <w:r>
+        <w:t>Code:</w:t>
+      </w:r>
+    </w:p>
+    <w:p>
       <w:r>
         <w:rPr>
           <w:noProof/>
@@ -1102,7 +1206,6 @@
         </w:drawing>
       </w:r>
     </w:p>
-    <w:p/>
     <w:p>
       <w:r>
         <w:t xml:space="preserve">Output: </w:t>
@@ -1154,14 +1257,12 @@
         <w:pStyle w:val="Heading2"/>
       </w:pPr>
       <w:r>
-        <w:lastRenderedPageBreak/>
         <w:t xml:space="preserve">12. </w:t>
       </w:r>
       <w:r>
         <w:t>Display rows with indexes 5 to 0 (Reverse Order)</w:t>
       </w:r>
     </w:p>
-    <w:p/>
     <w:p>
       <w:r>
         <w:t>Code</w:t>
@@ -1312,8 +1413,12 @@
         </w:drawing>
       </w:r>
     </w:p>
-    <w:p>
-      <w:r>
+    <w:p/>
+    <w:p/>
+    <w:p/>
+    <w:p>
+      <w:r>
+        <w:lastRenderedPageBreak/>
         <w:t>Output:</w:t>
       </w:r>
     </w:p>
@@ -1466,8 +1571,12 @@
       <w:pPr>
         <w:pStyle w:val="Heading2"/>
       </w:pPr>
-      <w:r>
-        <w:lastRenderedPageBreak/>
+    </w:p>
+    <w:p>
+      <w:pPr>
+        <w:pStyle w:val="Heading2"/>
+      </w:pPr>
+      <w:r>
         <w:t>17. Display shape attribute</w:t>
       </w:r>
     </w:p>
@@ -1574,7 +1683,6 @@
         <w:t xml:space="preserve">18. Filtering on multiple attributes </w:t>
       </w:r>
     </w:p>
-    <w:p/>
     <w:p>
       <w:r>
         <w:t>Code:</w:t>
@@ -1582,6 +1690,9 @@
     </w:p>
     <w:p>
       <w:r>
+        <w:rPr>
+          <w:noProof/>
+        </w:rPr>
         <w:drawing>
           <wp:inline distT="0" distB="0" distL="0" distR="0" wp14:anchorId="148F7758" wp14:editId="768814F7">
             <wp:extent cx="5943600" cy="1114425"/>
@@ -1619,13 +1730,18 @@
         </w:drawing>
       </w:r>
     </w:p>
-    <w:p>
-      <w:r>
+    <w:p/>
+    <w:p>
+      <w:r>
+        <w:lastRenderedPageBreak/>
         <w:t>Output:</w:t>
       </w:r>
     </w:p>
     <w:p>
       <w:r>
+        <w:rPr>
+          <w:noProof/>
+        </w:rPr>
         <w:drawing>
           <wp:inline distT="0" distB="0" distL="0" distR="0" wp14:anchorId="3E18AB3C" wp14:editId="0CB74DFE">
             <wp:extent cx="5943600" cy="1196975"/>
@@ -1669,15 +1785,7 @@
         <w:pStyle w:val="Heading2"/>
       </w:pPr>
       <w:r>
-        <w:t xml:space="preserve">19 Filtering data </w:t>
-      </w:r>
-      <w:proofErr w:type="gramStart"/>
-      <w:r>
-        <w:t>on the basis of</w:t>
-      </w:r>
-      <w:proofErr w:type="gramEnd"/>
-      <w:r>
-        <w:t xml:space="preserve"> a particular pattern</w:t>
+        <w:t>19 Filtering data on the basis of a particular pattern</w:t>
       </w:r>
     </w:p>
     <w:p>
@@ -1685,6 +1793,9 @@
         <w:t xml:space="preserve">Code: </w:t>
       </w:r>
       <w:r>
+        <w:rPr>
+          <w:noProof/>
+        </w:rPr>
         <w:drawing>
           <wp:inline distT="0" distB="0" distL="0" distR="0" wp14:anchorId="6D5180B3" wp14:editId="6E2A4024">
             <wp:extent cx="5943600" cy="607060"/>
@@ -1729,7 +1840,9 @@
     </w:p>
     <w:p>
       <w:r>
-        <w:lastRenderedPageBreak/>
+        <w:rPr>
+          <w:noProof/>
+        </w:rPr>
         <w:drawing>
           <wp:inline distT="0" distB="0" distL="0" distR="0" wp14:anchorId="00C734BF" wp14:editId="682E8225">
             <wp:extent cx="5943600" cy="2129790"/>
@@ -1776,13 +1889,8 @@
         <w:t xml:space="preserve">20 </w:t>
       </w:r>
       <w:r>
-        <w:t xml:space="preserve">Filtering data on basis of </w:t>
-      </w:r>
-      <w:proofErr w:type="gramStart"/>
-      <w:r>
-        <w:t>particular regex</w:t>
-      </w:r>
-      <w:proofErr w:type="gramEnd"/>
+        <w:t>Filtering data on basis of particular regex</w:t>
+      </w:r>
     </w:p>
     <w:p>
       <w:r>
@@ -1791,6 +1899,9 @@
     </w:p>
     <w:p>
       <w:r>
+        <w:rPr>
+          <w:noProof/>
+        </w:rPr>
         <w:drawing>
           <wp:inline distT="0" distB="0" distL="0" distR="0" wp14:anchorId="4394FFAB" wp14:editId="4BA4AC09">
             <wp:extent cx="5943600" cy="596265"/>
@@ -1828,13 +1939,21 @@
         </w:drawing>
       </w:r>
     </w:p>
-    <w:p>
-      <w:r>
+    <w:p/>
+    <w:p/>
+    <w:p/>
+    <w:p/>
+    <w:p>
+      <w:r>
+        <w:lastRenderedPageBreak/>
         <w:t>Output</w:t>
       </w:r>
     </w:p>
     <w:p>
       <w:r>
+        <w:rPr>
+          <w:noProof/>
+        </w:rPr>
         <w:drawing>
           <wp:inline distT="0" distB="0" distL="0" distR="0" wp14:anchorId="3F16907E" wp14:editId="2082005A">
             <wp:extent cx="5943600" cy="1701800"/>
@@ -1880,10 +1999,2146 @@
       <w:r>
         <w:t>21</w:t>
       </w:r>
+      <w:r>
+        <w:t xml:space="preserve"> Saving using location, attribute name, alter position</w:t>
+      </w:r>
+    </w:p>
+    <w:p>
+      <w:r>
+        <w:t>Code</w:t>
+      </w:r>
+    </w:p>
+    <w:p>
+      <w:r>
+        <w:rPr>
+          <w:noProof/>
+        </w:rPr>
+        <w:drawing>
+          <wp:inline distT="0" distB="0" distL="0" distR="0" wp14:anchorId="1C506F76" wp14:editId="6692A89A">
+            <wp:extent cx="5943600" cy="820420"/>
+            <wp:effectExtent l="0" t="0" r="0" b="0"/>
+            <wp:docPr id="1677775216" name="Picture 1"/>
+            <wp:cNvGraphicFramePr>
+              <a:graphicFrameLocks xmlns:a="http://schemas.openxmlformats.org/drawingml/2006/main" noChangeAspect="1"/>
+            </wp:cNvGraphicFramePr>
+            <a:graphic xmlns:a="http://schemas.openxmlformats.org/drawingml/2006/main">
+              <a:graphicData uri="http://schemas.openxmlformats.org/drawingml/2006/picture">
+                <pic:pic xmlns:pic="http://schemas.openxmlformats.org/drawingml/2006/picture">
+                  <pic:nvPicPr>
+                    <pic:cNvPr id="1677775216" name=""/>
+                    <pic:cNvPicPr/>
+                  </pic:nvPicPr>
+                  <pic:blipFill>
+                    <a:blip r:embed="rId41"/>
+                    <a:stretch>
+                      <a:fillRect/>
+                    </a:stretch>
+                  </pic:blipFill>
+                  <pic:spPr>
+                    <a:xfrm>
+                      <a:off x="0" y="0"/>
+                      <a:ext cx="5943600" cy="820420"/>
+                    </a:xfrm>
+                    <a:prstGeom prst="rect">
+                      <a:avLst/>
+                    </a:prstGeom>
+                  </pic:spPr>
+                </pic:pic>
+              </a:graphicData>
+            </a:graphic>
+          </wp:inline>
+        </w:drawing>
+      </w:r>
+    </w:p>
+    <w:p>
+      <w:r>
+        <w:t>Output:</w:t>
+      </w:r>
+    </w:p>
+    <w:p>
+      <w:r>
+        <w:rPr>
+          <w:noProof/>
+        </w:rPr>
+        <w:drawing>
+          <wp:inline distT="0" distB="0" distL="0" distR="0" wp14:anchorId="0C7DA5CB" wp14:editId="14DC2FF3">
+            <wp:extent cx="5943600" cy="2435860"/>
+            <wp:effectExtent l="0" t="0" r="0" b="2540"/>
+            <wp:docPr id="483896743" name="Picture 1"/>
+            <wp:cNvGraphicFramePr>
+              <a:graphicFrameLocks xmlns:a="http://schemas.openxmlformats.org/drawingml/2006/main" noChangeAspect="1"/>
+            </wp:cNvGraphicFramePr>
+            <a:graphic xmlns:a="http://schemas.openxmlformats.org/drawingml/2006/main">
+              <a:graphicData uri="http://schemas.openxmlformats.org/drawingml/2006/picture">
+                <pic:pic xmlns:pic="http://schemas.openxmlformats.org/drawingml/2006/picture">
+                  <pic:nvPicPr>
+                    <pic:cNvPr id="483896743" name=""/>
+                    <pic:cNvPicPr/>
+                  </pic:nvPicPr>
+                  <pic:blipFill>
+                    <a:blip r:embed="rId42"/>
+                    <a:stretch>
+                      <a:fillRect/>
+                    </a:stretch>
+                  </pic:blipFill>
+                  <pic:spPr>
+                    <a:xfrm>
+                      <a:off x="0" y="0"/>
+                      <a:ext cx="5943600" cy="2435860"/>
+                    </a:xfrm>
+                    <a:prstGeom prst="rect">
+                      <a:avLst/>
+                    </a:prstGeom>
+                  </pic:spPr>
+                </pic:pic>
+              </a:graphicData>
+            </a:graphic>
+          </wp:inline>
+        </w:drawing>
+      </w:r>
+    </w:p>
+    <w:p/>
+    <w:p>
+      <w:pPr>
+        <w:pStyle w:val="Heading2"/>
+      </w:pPr>
+    </w:p>
+    <w:p>
+      <w:pPr>
+        <w:pStyle w:val="Heading2"/>
+      </w:pPr>
+    </w:p>
+    <w:p>
+      <w:pPr>
+        <w:pStyle w:val="Heading2"/>
+      </w:pPr>
+    </w:p>
+    <w:p>
+      <w:pPr>
+        <w:pStyle w:val="Heading2"/>
+      </w:pPr>
+      <w:r>
+        <w:t>2</w:t>
+      </w:r>
+      <w:r>
+        <w:t>3</w:t>
+      </w:r>
+      <w:r>
+        <w:t>. Dropping columns, range</w:t>
+      </w:r>
+    </w:p>
+    <w:p>
+      <w:r>
+        <w:t>Code:</w:t>
+      </w:r>
+    </w:p>
+    <w:p>
+      <w:r>
+        <w:rPr>
+          <w:noProof/>
+        </w:rPr>
+        <w:lastRenderedPageBreak/>
+        <w:drawing>
+          <wp:inline distT="0" distB="0" distL="0" distR="0" wp14:anchorId="7286D016" wp14:editId="47D3B321">
+            <wp:extent cx="5943600" cy="1381760"/>
+            <wp:effectExtent l="0" t="0" r="0" b="8890"/>
+            <wp:docPr id="27668962" name="Picture 1"/>
+            <wp:cNvGraphicFramePr>
+              <a:graphicFrameLocks xmlns:a="http://schemas.openxmlformats.org/drawingml/2006/main" noChangeAspect="1"/>
+            </wp:cNvGraphicFramePr>
+            <a:graphic xmlns:a="http://schemas.openxmlformats.org/drawingml/2006/main">
+              <a:graphicData uri="http://schemas.openxmlformats.org/drawingml/2006/picture">
+                <pic:pic xmlns:pic="http://schemas.openxmlformats.org/drawingml/2006/picture">
+                  <pic:nvPicPr>
+                    <pic:cNvPr id="27668962" name=""/>
+                    <pic:cNvPicPr/>
+                  </pic:nvPicPr>
+                  <pic:blipFill>
+                    <a:blip r:embed="rId43"/>
+                    <a:stretch>
+                      <a:fillRect/>
+                    </a:stretch>
+                  </pic:blipFill>
+                  <pic:spPr>
+                    <a:xfrm>
+                      <a:off x="0" y="0"/>
+                      <a:ext cx="5943600" cy="1381760"/>
+                    </a:xfrm>
+                    <a:prstGeom prst="rect">
+                      <a:avLst/>
+                    </a:prstGeom>
+                  </pic:spPr>
+                </pic:pic>
+              </a:graphicData>
+            </a:graphic>
+          </wp:inline>
+        </w:drawing>
+      </w:r>
+    </w:p>
+    <w:p>
+      <w:r>
+        <w:t>Output:</w:t>
+      </w:r>
+      <w:r>
+        <w:rPr>
+          <w:noProof/>
+        </w:rPr>
+        <w:drawing>
+          <wp:inline distT="0" distB="0" distL="0" distR="0" wp14:anchorId="4BF22DDA" wp14:editId="31BCC0A3">
+            <wp:extent cx="5943600" cy="5085080"/>
+            <wp:effectExtent l="0" t="0" r="0" b="1270"/>
+            <wp:docPr id="529675125" name="Picture 1"/>
+            <wp:cNvGraphicFramePr>
+              <a:graphicFrameLocks xmlns:a="http://schemas.openxmlformats.org/drawingml/2006/main" noChangeAspect="1"/>
+            </wp:cNvGraphicFramePr>
+            <a:graphic xmlns:a="http://schemas.openxmlformats.org/drawingml/2006/main">
+              <a:graphicData uri="http://schemas.openxmlformats.org/drawingml/2006/picture">
+                <pic:pic xmlns:pic="http://schemas.openxmlformats.org/drawingml/2006/picture">
+                  <pic:nvPicPr>
+                    <pic:cNvPr id="529675125" name=""/>
+                    <pic:cNvPicPr/>
+                  </pic:nvPicPr>
+                  <pic:blipFill>
+                    <a:blip r:embed="rId44"/>
+                    <a:stretch>
+                      <a:fillRect/>
+                    </a:stretch>
+                  </pic:blipFill>
+                  <pic:spPr>
+                    <a:xfrm>
+                      <a:off x="0" y="0"/>
+                      <a:ext cx="5943600" cy="5085080"/>
+                    </a:xfrm>
+                    <a:prstGeom prst="rect">
+                      <a:avLst/>
+                    </a:prstGeom>
+                  </pic:spPr>
+                </pic:pic>
+              </a:graphicData>
+            </a:graphic>
+          </wp:inline>
+        </w:drawing>
+      </w:r>
+    </w:p>
+    <w:p/>
+    <w:p>
+      <w:pPr>
+        <w:pStyle w:val="Heading2"/>
+      </w:pPr>
+    </w:p>
+    <w:p>
+      <w:pPr>
+        <w:pStyle w:val="Heading2"/>
+      </w:pPr>
+    </w:p>
+    <w:p>
+      <w:pPr>
+        <w:pStyle w:val="Heading2"/>
+      </w:pPr>
+    </w:p>
+    <w:p>
+      <w:pPr>
+        <w:pStyle w:val="Heading2"/>
+      </w:pPr>
+      <w:r>
+        <w:t>24. Sorting (ascending, multiple attributes)</w:t>
+      </w:r>
+    </w:p>
+    <w:p>
+      <w:r>
+        <w:t>Code:</w:t>
+      </w:r>
+    </w:p>
+    <w:p>
+      <w:r>
+        <w:rPr>
+          <w:noProof/>
+        </w:rPr>
+        <w:drawing>
+          <wp:inline distT="0" distB="0" distL="0" distR="0" wp14:anchorId="63AFCDBC" wp14:editId="378C0F9B">
+            <wp:extent cx="5943600" cy="656590"/>
+            <wp:effectExtent l="0" t="0" r="0" b="0"/>
+            <wp:docPr id="1619735914" name="Picture 1"/>
+            <wp:cNvGraphicFramePr>
+              <a:graphicFrameLocks xmlns:a="http://schemas.openxmlformats.org/drawingml/2006/main" noChangeAspect="1"/>
+            </wp:cNvGraphicFramePr>
+            <a:graphic xmlns:a="http://schemas.openxmlformats.org/drawingml/2006/main">
+              <a:graphicData uri="http://schemas.openxmlformats.org/drawingml/2006/picture">
+                <pic:pic xmlns:pic="http://schemas.openxmlformats.org/drawingml/2006/picture">
+                  <pic:nvPicPr>
+                    <pic:cNvPr id="1619735914" name=""/>
+                    <pic:cNvPicPr/>
+                  </pic:nvPicPr>
+                  <pic:blipFill>
+                    <a:blip r:embed="rId45"/>
+                    <a:stretch>
+                      <a:fillRect/>
+                    </a:stretch>
+                  </pic:blipFill>
+                  <pic:spPr>
+                    <a:xfrm>
+                      <a:off x="0" y="0"/>
+                      <a:ext cx="5943600" cy="656590"/>
+                    </a:xfrm>
+                    <a:prstGeom prst="rect">
+                      <a:avLst/>
+                    </a:prstGeom>
+                  </pic:spPr>
+                </pic:pic>
+              </a:graphicData>
+            </a:graphic>
+          </wp:inline>
+        </w:drawing>
+      </w:r>
+    </w:p>
+    <w:p>
+      <w:r>
+        <w:t>Output:</w:t>
+      </w:r>
+    </w:p>
+    <w:p>
+      <w:r>
+        <w:rPr>
+          <w:noProof/>
+        </w:rPr>
+        <w:drawing>
+          <wp:inline distT="0" distB="0" distL="0" distR="0" wp14:anchorId="758869FC" wp14:editId="5DF2D263">
+            <wp:extent cx="5943600" cy="2259965"/>
+            <wp:effectExtent l="0" t="0" r="0" b="6985"/>
+            <wp:docPr id="781469764" name="Picture 1"/>
+            <wp:cNvGraphicFramePr>
+              <a:graphicFrameLocks xmlns:a="http://schemas.openxmlformats.org/drawingml/2006/main" noChangeAspect="1"/>
+            </wp:cNvGraphicFramePr>
+            <a:graphic xmlns:a="http://schemas.openxmlformats.org/drawingml/2006/main">
+              <a:graphicData uri="http://schemas.openxmlformats.org/drawingml/2006/picture">
+                <pic:pic xmlns:pic="http://schemas.openxmlformats.org/drawingml/2006/picture">
+                  <pic:nvPicPr>
+                    <pic:cNvPr id="781469764" name=""/>
+                    <pic:cNvPicPr/>
+                  </pic:nvPicPr>
+                  <pic:blipFill>
+                    <a:blip r:embed="rId46"/>
+                    <a:stretch>
+                      <a:fillRect/>
+                    </a:stretch>
+                  </pic:blipFill>
+                  <pic:spPr>
+                    <a:xfrm>
+                      <a:off x="0" y="0"/>
+                      <a:ext cx="5943600" cy="2259965"/>
+                    </a:xfrm>
+                    <a:prstGeom prst="rect">
+                      <a:avLst/>
+                    </a:prstGeom>
+                  </pic:spPr>
+                </pic:pic>
+              </a:graphicData>
+            </a:graphic>
+          </wp:inline>
+        </w:drawing>
+      </w:r>
+    </w:p>
+    <w:p/>
+    <w:p>
+      <w:pPr>
+        <w:pStyle w:val="Heading2"/>
+      </w:pPr>
+      <w:r>
+        <w:t>25. Saving data in a new file</w:t>
+      </w:r>
+    </w:p>
+    <w:p>
+      <w:r>
+        <w:t>Code:</w:t>
+      </w:r>
+    </w:p>
+    <w:p>
+      <w:r>
+        <w:rPr>
+          <w:noProof/>
+        </w:rPr>
+        <w:drawing>
+          <wp:inline distT="0" distB="0" distL="0" distR="0" wp14:anchorId="00AE167F" wp14:editId="595EBCA8">
+            <wp:extent cx="5943600" cy="821055"/>
+            <wp:effectExtent l="0" t="0" r="0" b="0"/>
+            <wp:docPr id="1049551187" name="Picture 1"/>
+            <wp:cNvGraphicFramePr>
+              <a:graphicFrameLocks xmlns:a="http://schemas.openxmlformats.org/drawingml/2006/main" noChangeAspect="1"/>
+            </wp:cNvGraphicFramePr>
+            <a:graphic xmlns:a="http://schemas.openxmlformats.org/drawingml/2006/main">
+              <a:graphicData uri="http://schemas.openxmlformats.org/drawingml/2006/picture">
+                <pic:pic xmlns:pic="http://schemas.openxmlformats.org/drawingml/2006/picture">
+                  <pic:nvPicPr>
+                    <pic:cNvPr id="1049551187" name=""/>
+                    <pic:cNvPicPr/>
+                  </pic:nvPicPr>
+                  <pic:blipFill>
+                    <a:blip r:embed="rId47"/>
+                    <a:stretch>
+                      <a:fillRect/>
+                    </a:stretch>
+                  </pic:blipFill>
+                  <pic:spPr>
+                    <a:xfrm>
+                      <a:off x="0" y="0"/>
+                      <a:ext cx="5943600" cy="821055"/>
+                    </a:xfrm>
+                    <a:prstGeom prst="rect">
+                      <a:avLst/>
+                    </a:prstGeom>
+                  </pic:spPr>
+                </pic:pic>
+              </a:graphicData>
+            </a:graphic>
+          </wp:inline>
+        </w:drawing>
+      </w:r>
+    </w:p>
+    <w:p>
+      <w:r>
+        <w:t>Output:</w:t>
+      </w:r>
+    </w:p>
+    <w:p>
+      <w:r>
+        <w:rPr>
+          <w:noProof/>
+        </w:rPr>
+        <w:drawing>
+          <wp:inline distT="0" distB="0" distL="0" distR="0" wp14:anchorId="3D9D66E2" wp14:editId="33D937F4">
+            <wp:extent cx="5943600" cy="523240"/>
+            <wp:effectExtent l="0" t="0" r="0" b="0"/>
+            <wp:docPr id="562398503" name="Picture 1"/>
+            <wp:cNvGraphicFramePr>
+              <a:graphicFrameLocks xmlns:a="http://schemas.openxmlformats.org/drawingml/2006/main" noChangeAspect="1"/>
+            </wp:cNvGraphicFramePr>
+            <a:graphic xmlns:a="http://schemas.openxmlformats.org/drawingml/2006/main">
+              <a:graphicData uri="http://schemas.openxmlformats.org/drawingml/2006/picture">
+                <pic:pic xmlns:pic="http://schemas.openxmlformats.org/drawingml/2006/picture">
+                  <pic:nvPicPr>
+                    <pic:cNvPr id="562398503" name=""/>
+                    <pic:cNvPicPr/>
+                  </pic:nvPicPr>
+                  <pic:blipFill>
+                    <a:blip r:embed="rId48"/>
+                    <a:stretch>
+                      <a:fillRect/>
+                    </a:stretch>
+                  </pic:blipFill>
+                  <pic:spPr>
+                    <a:xfrm>
+                      <a:off x="0" y="0"/>
+                      <a:ext cx="5943600" cy="523240"/>
+                    </a:xfrm>
+                    <a:prstGeom prst="rect">
+                      <a:avLst/>
+                    </a:prstGeom>
+                  </pic:spPr>
+                </pic:pic>
+              </a:graphicData>
+            </a:graphic>
+          </wp:inline>
+        </w:drawing>
+      </w:r>
+    </w:p>
+    <w:p>
+      <w:pPr>
+        <w:pStyle w:val="Heading2"/>
+      </w:pPr>
+    </w:p>
+    <w:p>
+      <w:pPr>
+        <w:pStyle w:val="Heading2"/>
+      </w:pPr>
+    </w:p>
+    <w:p>
+      <w:pPr>
+        <w:pStyle w:val="Heading2"/>
+      </w:pPr>
+    </w:p>
+    <w:p>
+      <w:pPr>
+        <w:pStyle w:val="Heading2"/>
+      </w:pPr>
+      <w:r>
+        <w:t>26.</w:t>
+      </w:r>
+      <w:r>
+        <w:t xml:space="preserve"> Using scipy basic functions</w:t>
+      </w:r>
+    </w:p>
+    <w:p>
+      <w:r>
+        <w:t xml:space="preserve">Code: </w:t>
+      </w:r>
+    </w:p>
+    <w:p>
+      <w:r>
+        <w:rPr>
+          <w:noProof/>
+        </w:rPr>
+        <w:drawing>
+          <wp:inline distT="0" distB="0" distL="0" distR="0" wp14:anchorId="3BBF88CB" wp14:editId="336B1D47">
+            <wp:extent cx="5996940" cy="1266825"/>
+            <wp:effectExtent l="0" t="0" r="3810" b="9525"/>
+            <wp:docPr id="706455437" name="Picture 1"/>
+            <wp:cNvGraphicFramePr>
+              <a:graphicFrameLocks xmlns:a="http://schemas.openxmlformats.org/drawingml/2006/main" noChangeAspect="1"/>
+            </wp:cNvGraphicFramePr>
+            <a:graphic xmlns:a="http://schemas.openxmlformats.org/drawingml/2006/main">
+              <a:graphicData uri="http://schemas.openxmlformats.org/drawingml/2006/picture">
+                <pic:pic xmlns:pic="http://schemas.openxmlformats.org/drawingml/2006/picture">
+                  <pic:nvPicPr>
+                    <pic:cNvPr id="706455437" name=""/>
+                    <pic:cNvPicPr/>
+                  </pic:nvPicPr>
+                  <pic:blipFill>
+                    <a:blip r:embed="rId49"/>
+                    <a:stretch>
+                      <a:fillRect/>
+                    </a:stretch>
+                  </pic:blipFill>
+                  <pic:spPr>
+                    <a:xfrm>
+                      <a:off x="0" y="0"/>
+                      <a:ext cx="5997778" cy="1267002"/>
+                    </a:xfrm>
+                    <a:prstGeom prst="rect">
+                      <a:avLst/>
+                    </a:prstGeom>
+                  </pic:spPr>
+                </pic:pic>
+              </a:graphicData>
+            </a:graphic>
+          </wp:inline>
+        </w:drawing>
+      </w:r>
+    </w:p>
+    <w:p>
+      <w:r>
+        <w:t>Output:</w:t>
+      </w:r>
+    </w:p>
+    <w:p>
+      <w:r>
+        <w:rPr>
+          <w:noProof/>
+        </w:rPr>
+        <w:drawing>
+          <wp:inline distT="0" distB="0" distL="0" distR="0" wp14:anchorId="12D4DF18" wp14:editId="038797C7">
+            <wp:extent cx="5943600" cy="868045"/>
+            <wp:effectExtent l="0" t="0" r="0" b="8255"/>
+            <wp:docPr id="426363189" name="Picture 1"/>
+            <wp:cNvGraphicFramePr>
+              <a:graphicFrameLocks xmlns:a="http://schemas.openxmlformats.org/drawingml/2006/main" noChangeAspect="1"/>
+            </wp:cNvGraphicFramePr>
+            <a:graphic xmlns:a="http://schemas.openxmlformats.org/drawingml/2006/main">
+              <a:graphicData uri="http://schemas.openxmlformats.org/drawingml/2006/picture">
+                <pic:pic xmlns:pic="http://schemas.openxmlformats.org/drawingml/2006/picture">
+                  <pic:nvPicPr>
+                    <pic:cNvPr id="426363189" name=""/>
+                    <pic:cNvPicPr/>
+                  </pic:nvPicPr>
+                  <pic:blipFill>
+                    <a:blip r:embed="rId50"/>
+                    <a:stretch>
+                      <a:fillRect/>
+                    </a:stretch>
+                  </pic:blipFill>
+                  <pic:spPr>
+                    <a:xfrm>
+                      <a:off x="0" y="0"/>
+                      <a:ext cx="5943600" cy="868045"/>
+                    </a:xfrm>
+                    <a:prstGeom prst="rect">
+                      <a:avLst/>
+                    </a:prstGeom>
+                  </pic:spPr>
+                </pic:pic>
+              </a:graphicData>
+            </a:graphic>
+          </wp:inline>
+        </w:drawing>
+      </w:r>
+    </w:p>
+    <w:p>
+      <w:pPr>
+        <w:pStyle w:val="Heading2"/>
+      </w:pPr>
+      <w:r>
+        <w:t>27 Using scipy – eigen values/vectors</w:t>
+      </w:r>
+    </w:p>
+    <w:p>
+      <w:r>
+        <w:t xml:space="preserve">Code: </w:t>
+      </w:r>
+    </w:p>
+    <w:p>
+      <w:r>
+        <w:rPr>
+          <w:noProof/>
+        </w:rPr>
+        <w:drawing>
+          <wp:inline distT="0" distB="0" distL="0" distR="0" wp14:anchorId="377858CD" wp14:editId="0FE6D33D">
+            <wp:extent cx="5943600" cy="1064895"/>
+            <wp:effectExtent l="0" t="0" r="0" b="1905"/>
+            <wp:docPr id="626729233" name="Picture 1"/>
+            <wp:cNvGraphicFramePr>
+              <a:graphicFrameLocks xmlns:a="http://schemas.openxmlformats.org/drawingml/2006/main" noChangeAspect="1"/>
+            </wp:cNvGraphicFramePr>
+            <a:graphic xmlns:a="http://schemas.openxmlformats.org/drawingml/2006/main">
+              <a:graphicData uri="http://schemas.openxmlformats.org/drawingml/2006/picture">
+                <pic:pic xmlns:pic="http://schemas.openxmlformats.org/drawingml/2006/picture">
+                  <pic:nvPicPr>
+                    <pic:cNvPr id="626729233" name=""/>
+                    <pic:cNvPicPr/>
+                  </pic:nvPicPr>
+                  <pic:blipFill>
+                    <a:blip r:embed="rId51"/>
+                    <a:stretch>
+                      <a:fillRect/>
+                    </a:stretch>
+                  </pic:blipFill>
+                  <pic:spPr>
+                    <a:xfrm>
+                      <a:off x="0" y="0"/>
+                      <a:ext cx="5943600" cy="1064895"/>
+                    </a:xfrm>
+                    <a:prstGeom prst="rect">
+                      <a:avLst/>
+                    </a:prstGeom>
+                  </pic:spPr>
+                </pic:pic>
+              </a:graphicData>
+            </a:graphic>
+          </wp:inline>
+        </w:drawing>
+      </w:r>
+    </w:p>
+    <w:p>
+      <w:r>
+        <w:t>Ouput:</w:t>
+      </w:r>
+    </w:p>
+    <w:p>
+      <w:r>
+        <w:rPr>
+          <w:noProof/>
+        </w:rPr>
+        <w:drawing>
+          <wp:inline distT="0" distB="0" distL="0" distR="0" wp14:anchorId="6DB07BBC" wp14:editId="7519C393">
+            <wp:extent cx="5943600" cy="626110"/>
+            <wp:effectExtent l="0" t="0" r="0" b="2540"/>
+            <wp:docPr id="984822395" name="Picture 1"/>
+            <wp:cNvGraphicFramePr>
+              <a:graphicFrameLocks xmlns:a="http://schemas.openxmlformats.org/drawingml/2006/main" noChangeAspect="1"/>
+            </wp:cNvGraphicFramePr>
+            <a:graphic xmlns:a="http://schemas.openxmlformats.org/drawingml/2006/main">
+              <a:graphicData uri="http://schemas.openxmlformats.org/drawingml/2006/picture">
+                <pic:pic xmlns:pic="http://schemas.openxmlformats.org/drawingml/2006/picture">
+                  <pic:nvPicPr>
+                    <pic:cNvPr id="984822395" name=""/>
+                    <pic:cNvPicPr/>
+                  </pic:nvPicPr>
+                  <pic:blipFill>
+                    <a:blip r:embed="rId52"/>
+                    <a:stretch>
+                      <a:fillRect/>
+                    </a:stretch>
+                  </pic:blipFill>
+                  <pic:spPr>
+                    <a:xfrm>
+                      <a:off x="0" y="0"/>
+                      <a:ext cx="5943600" cy="626110"/>
+                    </a:xfrm>
+                    <a:prstGeom prst="rect">
+                      <a:avLst/>
+                    </a:prstGeom>
+                  </pic:spPr>
+                </pic:pic>
+              </a:graphicData>
+            </a:graphic>
+          </wp:inline>
+        </w:drawing>
+      </w:r>
+    </w:p>
+    <w:p/>
+    <w:p>
+      <w:pPr>
+        <w:pStyle w:val="Heading2"/>
+      </w:pPr>
+    </w:p>
+    <w:p>
+      <w:pPr>
+        <w:pStyle w:val="Heading2"/>
+      </w:pPr>
+    </w:p>
+    <w:p>
+      <w:pPr>
+        <w:pStyle w:val="Heading2"/>
+      </w:pPr>
+    </w:p>
+    <w:p>
+      <w:pPr>
+        <w:pStyle w:val="Heading2"/>
+      </w:pPr>
+    </w:p>
+    <w:p>
+      <w:pPr>
+        <w:pStyle w:val="Heading2"/>
+      </w:pPr>
+      <w:r>
+        <w:t>28 Optimization of any function</w:t>
+      </w:r>
+    </w:p>
+    <w:p>
+      <w:r>
+        <w:t>Code:</w:t>
+      </w:r>
+    </w:p>
+    <w:p>
+      <w:r>
+        <w:rPr>
+          <w:noProof/>
+        </w:rPr>
+        <w:drawing>
+          <wp:inline distT="0" distB="0" distL="0" distR="0" wp14:anchorId="2AD0410C" wp14:editId="39297FD5">
+            <wp:extent cx="5943600" cy="960755"/>
+            <wp:effectExtent l="0" t="0" r="0" b="0"/>
+            <wp:docPr id="487796199" name="Picture 1"/>
+            <wp:cNvGraphicFramePr>
+              <a:graphicFrameLocks xmlns:a="http://schemas.openxmlformats.org/drawingml/2006/main" noChangeAspect="1"/>
+            </wp:cNvGraphicFramePr>
+            <a:graphic xmlns:a="http://schemas.openxmlformats.org/drawingml/2006/main">
+              <a:graphicData uri="http://schemas.openxmlformats.org/drawingml/2006/picture">
+                <pic:pic xmlns:pic="http://schemas.openxmlformats.org/drawingml/2006/picture">
+                  <pic:nvPicPr>
+                    <pic:cNvPr id="487796199" name=""/>
+                    <pic:cNvPicPr/>
+                  </pic:nvPicPr>
+                  <pic:blipFill>
+                    <a:blip r:embed="rId53"/>
+                    <a:stretch>
+                      <a:fillRect/>
+                    </a:stretch>
+                  </pic:blipFill>
+                  <pic:spPr>
+                    <a:xfrm>
+                      <a:off x="0" y="0"/>
+                      <a:ext cx="5943600" cy="960755"/>
+                    </a:xfrm>
+                    <a:prstGeom prst="rect">
+                      <a:avLst/>
+                    </a:prstGeom>
+                  </pic:spPr>
+                </pic:pic>
+              </a:graphicData>
+            </a:graphic>
+          </wp:inline>
+        </w:drawing>
+      </w:r>
+    </w:p>
+    <w:p/>
+    <w:p>
+      <w:r>
+        <w:t>Output:</w:t>
+      </w:r>
+    </w:p>
+    <w:p>
+      <w:r>
+        <w:rPr>
+          <w:noProof/>
+        </w:rPr>
+        <w:drawing>
+          <wp:inline distT="0" distB="0" distL="0" distR="0" wp14:anchorId="074C6B6A" wp14:editId="02DDDEB1">
+            <wp:extent cx="5943600" cy="2132965"/>
+            <wp:effectExtent l="0" t="0" r="0" b="635"/>
+            <wp:docPr id="1826533801" name="Picture 1"/>
+            <wp:cNvGraphicFramePr>
+              <a:graphicFrameLocks xmlns:a="http://schemas.openxmlformats.org/drawingml/2006/main" noChangeAspect="1"/>
+            </wp:cNvGraphicFramePr>
+            <a:graphic xmlns:a="http://schemas.openxmlformats.org/drawingml/2006/main">
+              <a:graphicData uri="http://schemas.openxmlformats.org/drawingml/2006/picture">
+                <pic:pic xmlns:pic="http://schemas.openxmlformats.org/drawingml/2006/picture">
+                  <pic:nvPicPr>
+                    <pic:cNvPr id="1826533801" name=""/>
+                    <pic:cNvPicPr/>
+                  </pic:nvPicPr>
+                  <pic:blipFill>
+                    <a:blip r:embed="rId54"/>
+                    <a:stretch>
+                      <a:fillRect/>
+                    </a:stretch>
+                  </pic:blipFill>
+                  <pic:spPr>
+                    <a:xfrm>
+                      <a:off x="0" y="0"/>
+                      <a:ext cx="5943600" cy="2132965"/>
+                    </a:xfrm>
+                    <a:prstGeom prst="rect">
+                      <a:avLst/>
+                    </a:prstGeom>
+                  </pic:spPr>
+                </pic:pic>
+              </a:graphicData>
+            </a:graphic>
+          </wp:inline>
+        </w:drawing>
+      </w:r>
+    </w:p>
+    <w:p>
+      <w:pPr>
+        <w:pStyle w:val="Heading2"/>
+      </w:pPr>
+      <w:r>
+        <w:t>29 Import dataset and check unique values and number of columns</w:t>
+      </w:r>
+    </w:p>
+    <w:p>
+      <w:r>
+        <w:t>Code:</w:t>
+      </w:r>
+    </w:p>
+    <w:p>
+      <w:r>
+        <w:rPr>
+          <w:noProof/>
+        </w:rPr>
+        <w:drawing>
+          <wp:inline distT="0" distB="0" distL="0" distR="0" wp14:anchorId="4809DE74" wp14:editId="67993C9F">
+            <wp:extent cx="5943600" cy="695325"/>
+            <wp:effectExtent l="0" t="0" r="0" b="9525"/>
+            <wp:docPr id="1753135022" name="Picture 1"/>
+            <wp:cNvGraphicFramePr>
+              <a:graphicFrameLocks xmlns:a="http://schemas.openxmlformats.org/drawingml/2006/main" noChangeAspect="1"/>
+            </wp:cNvGraphicFramePr>
+            <a:graphic xmlns:a="http://schemas.openxmlformats.org/drawingml/2006/main">
+              <a:graphicData uri="http://schemas.openxmlformats.org/drawingml/2006/picture">
+                <pic:pic xmlns:pic="http://schemas.openxmlformats.org/drawingml/2006/picture">
+                  <pic:nvPicPr>
+                    <pic:cNvPr id="1753135022" name=""/>
+                    <pic:cNvPicPr/>
+                  </pic:nvPicPr>
+                  <pic:blipFill>
+                    <a:blip r:embed="rId55"/>
+                    <a:stretch>
+                      <a:fillRect/>
+                    </a:stretch>
+                  </pic:blipFill>
+                  <pic:spPr>
+                    <a:xfrm>
+                      <a:off x="0" y="0"/>
+                      <a:ext cx="5943600" cy="695325"/>
+                    </a:xfrm>
+                    <a:prstGeom prst="rect">
+                      <a:avLst/>
+                    </a:prstGeom>
+                  </pic:spPr>
+                </pic:pic>
+              </a:graphicData>
+            </a:graphic>
+          </wp:inline>
+        </w:drawing>
+      </w:r>
+    </w:p>
+    <w:p/>
+    <w:p/>
+    <w:p/>
+    <w:p/>
+    <w:p/>
+    <w:p>
+      <w:r>
+        <w:lastRenderedPageBreak/>
+        <w:t>Ou</w:t>
+      </w:r>
+      <w:r>
+        <w:t>t</w:t>
+      </w:r>
+      <w:r>
+        <w:t>put:</w:t>
+      </w:r>
+    </w:p>
+    <w:p>
+      <w:r>
+        <w:rPr>
+          <w:noProof/>
+        </w:rPr>
+        <w:drawing>
+          <wp:inline distT="0" distB="0" distL="0" distR="0" wp14:anchorId="525A2331" wp14:editId="6704FF7E">
+            <wp:extent cx="3419952" cy="5496692"/>
+            <wp:effectExtent l="0" t="0" r="9525" b="8890"/>
+            <wp:docPr id="86932174" name="Picture 1"/>
+            <wp:cNvGraphicFramePr>
+              <a:graphicFrameLocks xmlns:a="http://schemas.openxmlformats.org/drawingml/2006/main" noChangeAspect="1"/>
+            </wp:cNvGraphicFramePr>
+            <a:graphic xmlns:a="http://schemas.openxmlformats.org/drawingml/2006/main">
+              <a:graphicData uri="http://schemas.openxmlformats.org/drawingml/2006/picture">
+                <pic:pic xmlns:pic="http://schemas.openxmlformats.org/drawingml/2006/picture">
+                  <pic:nvPicPr>
+                    <pic:cNvPr id="86932174" name=""/>
+                    <pic:cNvPicPr/>
+                  </pic:nvPicPr>
+                  <pic:blipFill>
+                    <a:blip r:embed="rId56"/>
+                    <a:stretch>
+                      <a:fillRect/>
+                    </a:stretch>
+                  </pic:blipFill>
+                  <pic:spPr>
+                    <a:xfrm>
+                      <a:off x="0" y="0"/>
+                      <a:ext cx="3419952" cy="5496692"/>
+                    </a:xfrm>
+                    <a:prstGeom prst="rect">
+                      <a:avLst/>
+                    </a:prstGeom>
+                  </pic:spPr>
+                </pic:pic>
+              </a:graphicData>
+            </a:graphic>
+          </wp:inline>
+        </w:drawing>
+      </w:r>
+    </w:p>
+    <w:p>
+      <w:pPr>
+        <w:pStyle w:val="Heading2"/>
+      </w:pPr>
+      <w:r>
+        <w:t>30. Sum and cleaning dataset using dropna</w:t>
+      </w:r>
+    </w:p>
+    <w:p>
+      <w:r>
+        <w:t>Code:</w:t>
+      </w:r>
+    </w:p>
+    <w:p>
+      <w:r>
+        <w:rPr>
+          <w:noProof/>
+        </w:rPr>
+        <w:drawing>
+          <wp:inline distT="0" distB="0" distL="0" distR="0" wp14:anchorId="443A670A" wp14:editId="0834C536">
+            <wp:extent cx="5943600" cy="911225"/>
+            <wp:effectExtent l="0" t="0" r="0" b="3175"/>
+            <wp:docPr id="736816729" name="Picture 1"/>
+            <wp:cNvGraphicFramePr>
+              <a:graphicFrameLocks xmlns:a="http://schemas.openxmlformats.org/drawingml/2006/main" noChangeAspect="1"/>
+            </wp:cNvGraphicFramePr>
+            <a:graphic xmlns:a="http://schemas.openxmlformats.org/drawingml/2006/main">
+              <a:graphicData uri="http://schemas.openxmlformats.org/drawingml/2006/picture">
+                <pic:pic xmlns:pic="http://schemas.openxmlformats.org/drawingml/2006/picture">
+                  <pic:nvPicPr>
+                    <pic:cNvPr id="736816729" name=""/>
+                    <pic:cNvPicPr/>
+                  </pic:nvPicPr>
+                  <pic:blipFill>
+                    <a:blip r:embed="rId57"/>
+                    <a:stretch>
+                      <a:fillRect/>
+                    </a:stretch>
+                  </pic:blipFill>
+                  <pic:spPr>
+                    <a:xfrm>
+                      <a:off x="0" y="0"/>
+                      <a:ext cx="5943600" cy="911225"/>
+                    </a:xfrm>
+                    <a:prstGeom prst="rect">
+                      <a:avLst/>
+                    </a:prstGeom>
+                  </pic:spPr>
+                </pic:pic>
+              </a:graphicData>
+            </a:graphic>
+          </wp:inline>
+        </w:drawing>
+      </w:r>
+    </w:p>
+    <w:p/>
+    <w:p/>
+    <w:p/>
+    <w:p>
+      <w:r>
+        <w:lastRenderedPageBreak/>
+        <w:t>Output:</w:t>
+      </w:r>
+    </w:p>
+    <w:p>
+      <w:r>
+        <w:rPr>
+          <w:noProof/>
+        </w:rPr>
+        <w:drawing>
+          <wp:inline distT="0" distB="0" distL="0" distR="0" wp14:anchorId="43D530CB" wp14:editId="725C6688">
+            <wp:extent cx="5943600" cy="2414905"/>
+            <wp:effectExtent l="0" t="0" r="0" b="4445"/>
+            <wp:docPr id="1820876596" name="Picture 1"/>
+            <wp:cNvGraphicFramePr>
+              <a:graphicFrameLocks xmlns:a="http://schemas.openxmlformats.org/drawingml/2006/main" noChangeAspect="1"/>
+            </wp:cNvGraphicFramePr>
+            <a:graphic xmlns:a="http://schemas.openxmlformats.org/drawingml/2006/main">
+              <a:graphicData uri="http://schemas.openxmlformats.org/drawingml/2006/picture">
+                <pic:pic xmlns:pic="http://schemas.openxmlformats.org/drawingml/2006/picture">
+                  <pic:nvPicPr>
+                    <pic:cNvPr id="1820876596" name=""/>
+                    <pic:cNvPicPr/>
+                  </pic:nvPicPr>
+                  <pic:blipFill>
+                    <a:blip r:embed="rId58"/>
+                    <a:stretch>
+                      <a:fillRect/>
+                    </a:stretch>
+                  </pic:blipFill>
+                  <pic:spPr>
+                    <a:xfrm>
+                      <a:off x="0" y="0"/>
+                      <a:ext cx="5943600" cy="2414905"/>
+                    </a:xfrm>
+                    <a:prstGeom prst="rect">
+                      <a:avLst/>
+                    </a:prstGeom>
+                  </pic:spPr>
+                </pic:pic>
+              </a:graphicData>
+            </a:graphic>
+          </wp:inline>
+        </w:drawing>
+      </w:r>
+    </w:p>
+    <w:p/>
+    <w:p>
+      <w:pPr>
+        <w:pStyle w:val="Heading2"/>
+      </w:pPr>
+      <w:r>
+        <w:t xml:space="preserve">31. </w:t>
+      </w:r>
+      <w:r>
+        <w:t xml:space="preserve"> Using: isnull(), sum(), any(), unique(), nunique(), replace(), fillna(), interpolate()</w:t>
+      </w:r>
+    </w:p>
+    <w:p>
+      <w:r>
+        <w:t>Code:</w:t>
+      </w:r>
+    </w:p>
+    <w:p>
+      <w:r>
+        <w:rPr>
+          <w:noProof/>
+        </w:rPr>
+        <w:drawing>
+          <wp:inline distT="0" distB="0" distL="0" distR="0" wp14:anchorId="13E8320C" wp14:editId="57D9F502">
+            <wp:extent cx="5943600" cy="1341120"/>
+            <wp:effectExtent l="0" t="0" r="0" b="0"/>
+            <wp:docPr id="1508730778" name="Picture 1"/>
+            <wp:cNvGraphicFramePr>
+              <a:graphicFrameLocks xmlns:a="http://schemas.openxmlformats.org/drawingml/2006/main" noChangeAspect="1"/>
+            </wp:cNvGraphicFramePr>
+            <a:graphic xmlns:a="http://schemas.openxmlformats.org/drawingml/2006/main">
+              <a:graphicData uri="http://schemas.openxmlformats.org/drawingml/2006/picture">
+                <pic:pic xmlns:pic="http://schemas.openxmlformats.org/drawingml/2006/picture">
+                  <pic:nvPicPr>
+                    <pic:cNvPr id="1508730778" name=""/>
+                    <pic:cNvPicPr/>
+                  </pic:nvPicPr>
+                  <pic:blipFill>
+                    <a:blip r:embed="rId59"/>
+                    <a:stretch>
+                      <a:fillRect/>
+                    </a:stretch>
+                  </pic:blipFill>
+                  <pic:spPr>
+                    <a:xfrm>
+                      <a:off x="0" y="0"/>
+                      <a:ext cx="5943600" cy="1341120"/>
+                    </a:xfrm>
+                    <a:prstGeom prst="rect">
+                      <a:avLst/>
+                    </a:prstGeom>
+                  </pic:spPr>
+                </pic:pic>
+              </a:graphicData>
+            </a:graphic>
+          </wp:inline>
+        </w:drawing>
+      </w:r>
+    </w:p>
+    <w:p>
+      <w:r>
+        <w:t>Ouput:</w:t>
+      </w:r>
+    </w:p>
+    <w:p>
+      <w:r>
+        <w:rPr>
+          <w:noProof/>
+        </w:rPr>
+        <w:lastRenderedPageBreak/>
+        <w:drawing>
+          <wp:inline distT="0" distB="0" distL="0" distR="0" wp14:anchorId="1CF37065" wp14:editId="004B7114">
+            <wp:extent cx="1836420" cy="2902387"/>
+            <wp:effectExtent l="0" t="0" r="0" b="0"/>
+            <wp:docPr id="735204798" name="Picture 1"/>
+            <wp:cNvGraphicFramePr>
+              <a:graphicFrameLocks xmlns:a="http://schemas.openxmlformats.org/drawingml/2006/main" noChangeAspect="1"/>
+            </wp:cNvGraphicFramePr>
+            <a:graphic xmlns:a="http://schemas.openxmlformats.org/drawingml/2006/main">
+              <a:graphicData uri="http://schemas.openxmlformats.org/drawingml/2006/picture">
+                <pic:pic xmlns:pic="http://schemas.openxmlformats.org/drawingml/2006/picture">
+                  <pic:nvPicPr>
+                    <pic:cNvPr id="735204798" name=""/>
+                    <pic:cNvPicPr/>
+                  </pic:nvPicPr>
+                  <pic:blipFill>
+                    <a:blip r:embed="rId60"/>
+                    <a:stretch>
+                      <a:fillRect/>
+                    </a:stretch>
+                  </pic:blipFill>
+                  <pic:spPr>
+                    <a:xfrm>
+                      <a:off x="0" y="0"/>
+                      <a:ext cx="1840303" cy="2908524"/>
+                    </a:xfrm>
+                    <a:prstGeom prst="rect">
+                      <a:avLst/>
+                    </a:prstGeom>
+                  </pic:spPr>
+                </pic:pic>
+              </a:graphicData>
+            </a:graphic>
+          </wp:inline>
+        </w:drawing>
+      </w:r>
+    </w:p>
+    <w:p>
+      <w:r>
+        <w:rPr>
+          <w:noProof/>
+        </w:rPr>
+        <w:drawing>
+          <wp:inline distT="0" distB="0" distL="0" distR="0" wp14:anchorId="4DA216A5" wp14:editId="70D6D691">
+            <wp:extent cx="2689860" cy="3713036"/>
+            <wp:effectExtent l="0" t="0" r="0" b="1905"/>
+            <wp:docPr id="1030018474" name="Picture 1"/>
+            <wp:cNvGraphicFramePr>
+              <a:graphicFrameLocks xmlns:a="http://schemas.openxmlformats.org/drawingml/2006/main" noChangeAspect="1"/>
+            </wp:cNvGraphicFramePr>
+            <a:graphic xmlns:a="http://schemas.openxmlformats.org/drawingml/2006/main">
+              <a:graphicData uri="http://schemas.openxmlformats.org/drawingml/2006/picture">
+                <pic:pic xmlns:pic="http://schemas.openxmlformats.org/drawingml/2006/picture">
+                  <pic:nvPicPr>
+                    <pic:cNvPr id="1030018474" name=""/>
+                    <pic:cNvPicPr/>
+                  </pic:nvPicPr>
+                  <pic:blipFill>
+                    <a:blip r:embed="rId61"/>
+                    <a:stretch>
+                      <a:fillRect/>
+                    </a:stretch>
+                  </pic:blipFill>
+                  <pic:spPr>
+                    <a:xfrm>
+                      <a:off x="0" y="0"/>
+                      <a:ext cx="2693997" cy="3718746"/>
+                    </a:xfrm>
+                    <a:prstGeom prst="rect">
+                      <a:avLst/>
+                    </a:prstGeom>
+                  </pic:spPr>
+                </pic:pic>
+              </a:graphicData>
+            </a:graphic>
+          </wp:inline>
+        </w:drawing>
+      </w:r>
+    </w:p>
+    <w:p>
+      <w:r>
+        <w:rPr>
+          <w:noProof/>
+        </w:rPr>
+        <w:drawing>
+          <wp:inline distT="0" distB="0" distL="0" distR="0" wp14:anchorId="18198985" wp14:editId="148FD03D">
+            <wp:extent cx="5943600" cy="1346200"/>
+            <wp:effectExtent l="0" t="0" r="0" b="6350"/>
+            <wp:docPr id="882394164" name="Picture 1"/>
+            <wp:cNvGraphicFramePr>
+              <a:graphicFrameLocks xmlns:a="http://schemas.openxmlformats.org/drawingml/2006/main" noChangeAspect="1"/>
+            </wp:cNvGraphicFramePr>
+            <a:graphic xmlns:a="http://schemas.openxmlformats.org/drawingml/2006/main">
+              <a:graphicData uri="http://schemas.openxmlformats.org/drawingml/2006/picture">
+                <pic:pic xmlns:pic="http://schemas.openxmlformats.org/drawingml/2006/picture">
+                  <pic:nvPicPr>
+                    <pic:cNvPr id="882394164" name=""/>
+                    <pic:cNvPicPr/>
+                  </pic:nvPicPr>
+                  <pic:blipFill>
+                    <a:blip r:embed="rId62"/>
+                    <a:stretch>
+                      <a:fillRect/>
+                    </a:stretch>
+                  </pic:blipFill>
+                  <pic:spPr>
+                    <a:xfrm>
+                      <a:off x="0" y="0"/>
+                      <a:ext cx="5943600" cy="1346200"/>
+                    </a:xfrm>
+                    <a:prstGeom prst="rect">
+                      <a:avLst/>
+                    </a:prstGeom>
+                  </pic:spPr>
+                </pic:pic>
+              </a:graphicData>
+            </a:graphic>
+          </wp:inline>
+        </w:drawing>
+      </w:r>
+    </w:p>
+    <w:p/>
+    <w:p>
+      <w:pPr>
+        <w:pStyle w:val="Heading2"/>
+      </w:pPr>
+      <w:r>
+        <w:t>32 Maximum, average based on condition</w:t>
+      </w:r>
+    </w:p>
+    <w:p>
+      <w:r>
+        <w:t>Code:</w:t>
+      </w:r>
+    </w:p>
+    <w:p>
+      <w:r>
+        <w:rPr>
+          <w:noProof/>
+        </w:rPr>
+        <w:drawing>
+          <wp:inline distT="0" distB="0" distL="0" distR="0" wp14:anchorId="59D2D575" wp14:editId="14068808">
+            <wp:extent cx="5943600" cy="821055"/>
+            <wp:effectExtent l="0" t="0" r="0" b="0"/>
+            <wp:docPr id="897262264" name="Picture 1"/>
+            <wp:cNvGraphicFramePr>
+              <a:graphicFrameLocks xmlns:a="http://schemas.openxmlformats.org/drawingml/2006/main" noChangeAspect="1"/>
+            </wp:cNvGraphicFramePr>
+            <a:graphic xmlns:a="http://schemas.openxmlformats.org/drawingml/2006/main">
+              <a:graphicData uri="http://schemas.openxmlformats.org/drawingml/2006/picture">
+                <pic:pic xmlns:pic="http://schemas.openxmlformats.org/drawingml/2006/picture">
+                  <pic:nvPicPr>
+                    <pic:cNvPr id="897262264" name=""/>
+                    <pic:cNvPicPr/>
+                  </pic:nvPicPr>
+                  <pic:blipFill>
+                    <a:blip r:embed="rId63"/>
+                    <a:stretch>
+                      <a:fillRect/>
+                    </a:stretch>
+                  </pic:blipFill>
+                  <pic:spPr>
+                    <a:xfrm>
+                      <a:off x="0" y="0"/>
+                      <a:ext cx="5943600" cy="821055"/>
+                    </a:xfrm>
+                    <a:prstGeom prst="rect">
+                      <a:avLst/>
+                    </a:prstGeom>
+                  </pic:spPr>
+                </pic:pic>
+              </a:graphicData>
+            </a:graphic>
+          </wp:inline>
+        </w:drawing>
+      </w:r>
+    </w:p>
+    <w:p>
+      <w:r>
+        <w:t>Result:</w:t>
+      </w:r>
+    </w:p>
+    <w:p>
+      <w:r>
+        <w:rPr>
+          <w:noProof/>
+        </w:rPr>
+        <w:drawing>
+          <wp:inline distT="0" distB="0" distL="0" distR="0" wp14:anchorId="2A89CD8C" wp14:editId="039F4622">
+            <wp:extent cx="2562583" cy="485843"/>
+            <wp:effectExtent l="0" t="0" r="0" b="9525"/>
+            <wp:docPr id="273626384" name="Picture 1"/>
+            <wp:cNvGraphicFramePr>
+              <a:graphicFrameLocks xmlns:a="http://schemas.openxmlformats.org/drawingml/2006/main" noChangeAspect="1"/>
+            </wp:cNvGraphicFramePr>
+            <a:graphic xmlns:a="http://schemas.openxmlformats.org/drawingml/2006/main">
+              <a:graphicData uri="http://schemas.openxmlformats.org/drawingml/2006/picture">
+                <pic:pic xmlns:pic="http://schemas.openxmlformats.org/drawingml/2006/picture">
+                  <pic:nvPicPr>
+                    <pic:cNvPr id="273626384" name=""/>
+                    <pic:cNvPicPr/>
+                  </pic:nvPicPr>
+                  <pic:blipFill>
+                    <a:blip r:embed="rId64"/>
+                    <a:stretch>
+                      <a:fillRect/>
+                    </a:stretch>
+                  </pic:blipFill>
+                  <pic:spPr>
+                    <a:xfrm>
+                      <a:off x="0" y="0"/>
+                      <a:ext cx="2562583" cy="485843"/>
+                    </a:xfrm>
+                    <a:prstGeom prst="rect">
+                      <a:avLst/>
+                    </a:prstGeom>
+                  </pic:spPr>
+                </pic:pic>
+              </a:graphicData>
+            </a:graphic>
+          </wp:inline>
+        </w:drawing>
+      </w:r>
+    </w:p>
+    <w:p/>
+    <w:p>
+      <w:pPr>
+        <w:pStyle w:val="Heading2"/>
+      </w:pPr>
+      <w:r>
+        <w:t>33. Basic Statistics</w:t>
+      </w:r>
+    </w:p>
+    <w:p>
+      <w:r>
+        <w:t>Code:</w:t>
+      </w:r>
+    </w:p>
+    <w:p>
+      <w:r>
+        <w:rPr>
+          <w:noProof/>
+        </w:rPr>
+        <w:drawing>
+          <wp:inline distT="0" distB="0" distL="0" distR="0" wp14:anchorId="72FBF51A" wp14:editId="5E24EA87">
+            <wp:extent cx="5943600" cy="720090"/>
+            <wp:effectExtent l="0" t="0" r="0" b="3810"/>
+            <wp:docPr id="1688730724" name="Picture 1"/>
+            <wp:cNvGraphicFramePr>
+              <a:graphicFrameLocks xmlns:a="http://schemas.openxmlformats.org/drawingml/2006/main" noChangeAspect="1"/>
+            </wp:cNvGraphicFramePr>
+            <a:graphic xmlns:a="http://schemas.openxmlformats.org/drawingml/2006/main">
+              <a:graphicData uri="http://schemas.openxmlformats.org/drawingml/2006/picture">
+                <pic:pic xmlns:pic="http://schemas.openxmlformats.org/drawingml/2006/picture">
+                  <pic:nvPicPr>
+                    <pic:cNvPr id="1688730724" name=""/>
+                    <pic:cNvPicPr/>
+                  </pic:nvPicPr>
+                  <pic:blipFill>
+                    <a:blip r:embed="rId65"/>
+                    <a:stretch>
+                      <a:fillRect/>
+                    </a:stretch>
+                  </pic:blipFill>
+                  <pic:spPr>
+                    <a:xfrm>
+                      <a:off x="0" y="0"/>
+                      <a:ext cx="5943600" cy="720090"/>
+                    </a:xfrm>
+                    <a:prstGeom prst="rect">
+                      <a:avLst/>
+                    </a:prstGeom>
+                  </pic:spPr>
+                </pic:pic>
+              </a:graphicData>
+            </a:graphic>
+          </wp:inline>
+        </w:drawing>
+      </w:r>
+    </w:p>
+    <w:p>
+      <w:r>
+        <w:t>Output:</w:t>
+      </w:r>
+    </w:p>
+    <w:p>
+      <w:r>
+        <w:rPr>
+          <w:noProof/>
+        </w:rPr>
+        <w:drawing>
+          <wp:inline distT="0" distB="0" distL="0" distR="0" wp14:anchorId="7F0B5FED" wp14:editId="58EAC84E">
+            <wp:extent cx="5943600" cy="1304290"/>
+            <wp:effectExtent l="0" t="0" r="0" b="0"/>
+            <wp:docPr id="139370308" name="Picture 1"/>
+            <wp:cNvGraphicFramePr>
+              <a:graphicFrameLocks xmlns:a="http://schemas.openxmlformats.org/drawingml/2006/main" noChangeAspect="1"/>
+            </wp:cNvGraphicFramePr>
+            <a:graphic xmlns:a="http://schemas.openxmlformats.org/drawingml/2006/main">
+              <a:graphicData uri="http://schemas.openxmlformats.org/drawingml/2006/picture">
+                <pic:pic xmlns:pic="http://schemas.openxmlformats.org/drawingml/2006/picture">
+                  <pic:nvPicPr>
+                    <pic:cNvPr id="139370308" name=""/>
+                    <pic:cNvPicPr/>
+                  </pic:nvPicPr>
+                  <pic:blipFill>
+                    <a:blip r:embed="rId66"/>
+                    <a:stretch>
+                      <a:fillRect/>
+                    </a:stretch>
+                  </pic:blipFill>
+                  <pic:spPr>
+                    <a:xfrm>
+                      <a:off x="0" y="0"/>
+                      <a:ext cx="5943600" cy="1304290"/>
+                    </a:xfrm>
+                    <a:prstGeom prst="rect">
+                      <a:avLst/>
+                    </a:prstGeom>
+                  </pic:spPr>
+                </pic:pic>
+              </a:graphicData>
+            </a:graphic>
+          </wp:inline>
+        </w:drawing>
+      </w:r>
+    </w:p>
+    <w:p>
+      <w:pPr>
+        <w:pStyle w:val="Heading2"/>
+      </w:pPr>
+      <w:r>
+        <w:t xml:space="preserve">34. </w:t>
+      </w:r>
+      <w:r>
+        <w:t>Find count of null values for each field</w:t>
+      </w:r>
+    </w:p>
+    <w:p>
+      <w:r>
+        <w:t>Code:</w:t>
+      </w:r>
+    </w:p>
+    <w:p>
+      <w:r>
+        <w:rPr>
+          <w:noProof/>
+        </w:rPr>
+        <w:drawing>
+          <wp:inline distT="0" distB="0" distL="0" distR="0" wp14:anchorId="34221BD7" wp14:editId="481561E1">
+            <wp:extent cx="5943600" cy="568960"/>
+            <wp:effectExtent l="0" t="0" r="0" b="2540"/>
+            <wp:docPr id="1192004638" name="Picture 1"/>
+            <wp:cNvGraphicFramePr>
+              <a:graphicFrameLocks xmlns:a="http://schemas.openxmlformats.org/drawingml/2006/main" noChangeAspect="1"/>
+            </wp:cNvGraphicFramePr>
+            <a:graphic xmlns:a="http://schemas.openxmlformats.org/drawingml/2006/main">
+              <a:graphicData uri="http://schemas.openxmlformats.org/drawingml/2006/picture">
+                <pic:pic xmlns:pic="http://schemas.openxmlformats.org/drawingml/2006/picture">
+                  <pic:nvPicPr>
+                    <pic:cNvPr id="1192004638" name=""/>
+                    <pic:cNvPicPr/>
+                  </pic:nvPicPr>
+                  <pic:blipFill>
+                    <a:blip r:embed="rId67"/>
+                    <a:stretch>
+                      <a:fillRect/>
+                    </a:stretch>
+                  </pic:blipFill>
+                  <pic:spPr>
+                    <a:xfrm>
+                      <a:off x="0" y="0"/>
+                      <a:ext cx="5943600" cy="568960"/>
+                    </a:xfrm>
+                    <a:prstGeom prst="rect">
+                      <a:avLst/>
+                    </a:prstGeom>
+                  </pic:spPr>
+                </pic:pic>
+              </a:graphicData>
+            </a:graphic>
+          </wp:inline>
+        </w:drawing>
+      </w:r>
+    </w:p>
+    <w:p/>
+    <w:p/>
+    <w:p/>
+    <w:p/>
+    <w:p>
+      <w:r>
+        <w:lastRenderedPageBreak/>
+        <w:t>Output:</w:t>
+      </w:r>
+    </w:p>
+    <w:p>
+      <w:r>
+        <w:rPr>
+          <w:noProof/>
+        </w:rPr>
+        <w:drawing>
+          <wp:inline distT="0" distB="0" distL="0" distR="0" wp14:anchorId="6843361A" wp14:editId="757F6D17">
+            <wp:extent cx="3972479" cy="5296639"/>
+            <wp:effectExtent l="0" t="0" r="9525" b="0"/>
+            <wp:docPr id="504184639" name="Picture 1"/>
+            <wp:cNvGraphicFramePr>
+              <a:graphicFrameLocks xmlns:a="http://schemas.openxmlformats.org/drawingml/2006/main" noChangeAspect="1"/>
+            </wp:cNvGraphicFramePr>
+            <a:graphic xmlns:a="http://schemas.openxmlformats.org/drawingml/2006/main">
+              <a:graphicData uri="http://schemas.openxmlformats.org/drawingml/2006/picture">
+                <pic:pic xmlns:pic="http://schemas.openxmlformats.org/drawingml/2006/picture">
+                  <pic:nvPicPr>
+                    <pic:cNvPr id="504184639" name=""/>
+                    <pic:cNvPicPr/>
+                  </pic:nvPicPr>
+                  <pic:blipFill>
+                    <a:blip r:embed="rId68"/>
+                    <a:stretch>
+                      <a:fillRect/>
+                    </a:stretch>
+                  </pic:blipFill>
+                  <pic:spPr>
+                    <a:xfrm>
+                      <a:off x="0" y="0"/>
+                      <a:ext cx="3972479" cy="5296639"/>
+                    </a:xfrm>
+                    <a:prstGeom prst="rect">
+                      <a:avLst/>
+                    </a:prstGeom>
+                  </pic:spPr>
+                </pic:pic>
+              </a:graphicData>
+            </a:graphic>
+          </wp:inline>
+        </w:drawing>
+      </w:r>
+    </w:p>
+    <w:p>
+      <w:pPr>
+        <w:pStyle w:val="Heading2"/>
+      </w:pPr>
+      <w:r>
+        <w:t>35. Rows with null values for ANY column</w:t>
+      </w:r>
+    </w:p>
+    <w:p>
+      <w:r>
+        <w:t>Code:</w:t>
+      </w:r>
+    </w:p>
+    <w:p>
+      <w:r>
+        <w:rPr>
+          <w:noProof/>
+        </w:rPr>
+        <w:drawing>
+          <wp:inline distT="0" distB="0" distL="0" distR="0" wp14:anchorId="3DCAD843" wp14:editId="29D764CC">
+            <wp:extent cx="5687219" cy="685896"/>
+            <wp:effectExtent l="0" t="0" r="0" b="0"/>
+            <wp:docPr id="1448042002" name="Picture 1"/>
+            <wp:cNvGraphicFramePr>
+              <a:graphicFrameLocks xmlns:a="http://schemas.openxmlformats.org/drawingml/2006/main" noChangeAspect="1"/>
+            </wp:cNvGraphicFramePr>
+            <a:graphic xmlns:a="http://schemas.openxmlformats.org/drawingml/2006/main">
+              <a:graphicData uri="http://schemas.openxmlformats.org/drawingml/2006/picture">
+                <pic:pic xmlns:pic="http://schemas.openxmlformats.org/drawingml/2006/picture">
+                  <pic:nvPicPr>
+                    <pic:cNvPr id="1448042002" name=""/>
+                    <pic:cNvPicPr/>
+                  </pic:nvPicPr>
+                  <pic:blipFill>
+                    <a:blip r:embed="rId69"/>
+                    <a:stretch>
+                      <a:fillRect/>
+                    </a:stretch>
+                  </pic:blipFill>
+                  <pic:spPr>
+                    <a:xfrm>
+                      <a:off x="0" y="0"/>
+                      <a:ext cx="5687219" cy="685896"/>
+                    </a:xfrm>
+                    <a:prstGeom prst="rect">
+                      <a:avLst/>
+                    </a:prstGeom>
+                  </pic:spPr>
+                </pic:pic>
+              </a:graphicData>
+            </a:graphic>
+          </wp:inline>
+        </w:drawing>
+      </w:r>
+    </w:p>
+    <w:p>
+      <w:r>
+        <w:t>Output:</w:t>
+      </w:r>
+    </w:p>
+    <w:p>
+      <w:r>
+        <w:rPr>
+          <w:noProof/>
+        </w:rPr>
+        <w:lastRenderedPageBreak/>
+        <w:drawing>
+          <wp:inline distT="0" distB="0" distL="0" distR="0" wp14:anchorId="6B5CBB9B" wp14:editId="75DD8E24">
+            <wp:extent cx="5943600" cy="2252345"/>
+            <wp:effectExtent l="0" t="0" r="0" b="0"/>
+            <wp:docPr id="905451109" name="Picture 1"/>
+            <wp:cNvGraphicFramePr>
+              <a:graphicFrameLocks xmlns:a="http://schemas.openxmlformats.org/drawingml/2006/main" noChangeAspect="1"/>
+            </wp:cNvGraphicFramePr>
+            <a:graphic xmlns:a="http://schemas.openxmlformats.org/drawingml/2006/main">
+              <a:graphicData uri="http://schemas.openxmlformats.org/drawingml/2006/picture">
+                <pic:pic xmlns:pic="http://schemas.openxmlformats.org/drawingml/2006/picture">
+                  <pic:nvPicPr>
+                    <pic:cNvPr id="905451109" name=""/>
+                    <pic:cNvPicPr/>
+                  </pic:nvPicPr>
+                  <pic:blipFill>
+                    <a:blip r:embed="rId70"/>
+                    <a:stretch>
+                      <a:fillRect/>
+                    </a:stretch>
+                  </pic:blipFill>
+                  <pic:spPr>
+                    <a:xfrm>
+                      <a:off x="0" y="0"/>
+                      <a:ext cx="5943600" cy="2252345"/>
+                    </a:xfrm>
+                    <a:prstGeom prst="rect">
+                      <a:avLst/>
+                    </a:prstGeom>
+                  </pic:spPr>
+                </pic:pic>
+              </a:graphicData>
+            </a:graphic>
+          </wp:inline>
+        </w:drawing>
+      </w:r>
+    </w:p>
+    <w:p>
+      <w:pPr>
+        <w:pStyle w:val="Heading2"/>
+      </w:pPr>
+      <w:r>
+        <w:t xml:space="preserve">36. </w:t>
+      </w:r>
+      <w:r>
+        <w:t>Fill the null values with Zero</w:t>
+      </w:r>
+    </w:p>
+    <w:p>
+      <w:r>
+        <w:t>Code:</w:t>
+      </w:r>
+    </w:p>
+    <w:p>
+      <w:r>
+        <w:rPr>
+          <w:noProof/>
+        </w:rPr>
+        <w:drawing>
+          <wp:inline distT="0" distB="0" distL="0" distR="0" wp14:anchorId="0FFC4FD3" wp14:editId="4025FEF8">
+            <wp:extent cx="5943600" cy="808990"/>
+            <wp:effectExtent l="0" t="0" r="0" b="0"/>
+            <wp:docPr id="1074941503" name="Picture 1"/>
+            <wp:cNvGraphicFramePr>
+              <a:graphicFrameLocks xmlns:a="http://schemas.openxmlformats.org/drawingml/2006/main" noChangeAspect="1"/>
+            </wp:cNvGraphicFramePr>
+            <a:graphic xmlns:a="http://schemas.openxmlformats.org/drawingml/2006/main">
+              <a:graphicData uri="http://schemas.openxmlformats.org/drawingml/2006/picture">
+                <pic:pic xmlns:pic="http://schemas.openxmlformats.org/drawingml/2006/picture">
+                  <pic:nvPicPr>
+                    <pic:cNvPr id="1074941503" name=""/>
+                    <pic:cNvPicPr/>
+                  </pic:nvPicPr>
+                  <pic:blipFill>
+                    <a:blip r:embed="rId71"/>
+                    <a:stretch>
+                      <a:fillRect/>
+                    </a:stretch>
+                  </pic:blipFill>
+                  <pic:spPr>
+                    <a:xfrm>
+                      <a:off x="0" y="0"/>
+                      <a:ext cx="5943600" cy="808990"/>
+                    </a:xfrm>
+                    <a:prstGeom prst="rect">
+                      <a:avLst/>
+                    </a:prstGeom>
+                  </pic:spPr>
+                </pic:pic>
+              </a:graphicData>
+            </a:graphic>
+          </wp:inline>
+        </w:drawing>
+      </w:r>
+    </w:p>
+    <w:p>
+      <w:r>
+        <w:t>Output</w:t>
+      </w:r>
+    </w:p>
+    <w:p>
+      <w:r>
+        <w:rPr>
+          <w:noProof/>
+        </w:rPr>
+        <w:drawing>
+          <wp:inline distT="0" distB="0" distL="0" distR="0" wp14:anchorId="310AC9B5" wp14:editId="4F23B281">
+            <wp:extent cx="5943600" cy="2200910"/>
+            <wp:effectExtent l="0" t="0" r="0" b="8890"/>
+            <wp:docPr id="20332230" name="Picture 1"/>
+            <wp:cNvGraphicFramePr>
+              <a:graphicFrameLocks xmlns:a="http://schemas.openxmlformats.org/drawingml/2006/main" noChangeAspect="1"/>
+            </wp:cNvGraphicFramePr>
+            <a:graphic xmlns:a="http://schemas.openxmlformats.org/drawingml/2006/main">
+              <a:graphicData uri="http://schemas.openxmlformats.org/drawingml/2006/picture">
+                <pic:pic xmlns:pic="http://schemas.openxmlformats.org/drawingml/2006/picture">
+                  <pic:nvPicPr>
+                    <pic:cNvPr id="20332230" name=""/>
+                    <pic:cNvPicPr/>
+                  </pic:nvPicPr>
+                  <pic:blipFill>
+                    <a:blip r:embed="rId72"/>
+                    <a:stretch>
+                      <a:fillRect/>
+                    </a:stretch>
+                  </pic:blipFill>
+                  <pic:spPr>
+                    <a:xfrm>
+                      <a:off x="0" y="0"/>
+                      <a:ext cx="5943600" cy="2200910"/>
+                    </a:xfrm>
+                    <a:prstGeom prst="rect">
+                      <a:avLst/>
+                    </a:prstGeom>
+                  </pic:spPr>
+                </pic:pic>
+              </a:graphicData>
+            </a:graphic>
+          </wp:inline>
+        </w:drawing>
+      </w:r>
+    </w:p>
+    <w:p>
+      <w:pPr>
+        <w:pStyle w:val="Heading2"/>
+      </w:pPr>
+      <w:r>
+        <w:t>37. Drop rows if ANY column has null value</w:t>
+      </w:r>
+    </w:p>
+    <w:p>
+      <w:r>
+        <w:t>Code:</w:t>
+      </w:r>
+    </w:p>
+    <w:p>
+      <w:r>
+        <w:rPr>
+          <w:noProof/>
+        </w:rPr>
+        <w:drawing>
+          <wp:inline distT="0" distB="0" distL="0" distR="0" wp14:anchorId="26241BEB" wp14:editId="2EFCF722">
+            <wp:extent cx="5943600" cy="687705"/>
+            <wp:effectExtent l="0" t="0" r="0" b="0"/>
+            <wp:docPr id="1726103655" name="Picture 1"/>
+            <wp:cNvGraphicFramePr>
+              <a:graphicFrameLocks xmlns:a="http://schemas.openxmlformats.org/drawingml/2006/main" noChangeAspect="1"/>
+            </wp:cNvGraphicFramePr>
+            <a:graphic xmlns:a="http://schemas.openxmlformats.org/drawingml/2006/main">
+              <a:graphicData uri="http://schemas.openxmlformats.org/drawingml/2006/picture">
+                <pic:pic xmlns:pic="http://schemas.openxmlformats.org/drawingml/2006/picture">
+                  <pic:nvPicPr>
+                    <pic:cNvPr id="1726103655" name=""/>
+                    <pic:cNvPicPr/>
+                  </pic:nvPicPr>
+                  <pic:blipFill>
+                    <a:blip r:embed="rId73"/>
+                    <a:stretch>
+                      <a:fillRect/>
+                    </a:stretch>
+                  </pic:blipFill>
+                  <pic:spPr>
+                    <a:xfrm>
+                      <a:off x="0" y="0"/>
+                      <a:ext cx="5943600" cy="687705"/>
+                    </a:xfrm>
+                    <a:prstGeom prst="rect">
+                      <a:avLst/>
+                    </a:prstGeom>
+                  </pic:spPr>
+                </pic:pic>
+              </a:graphicData>
+            </a:graphic>
+          </wp:inline>
+        </w:drawing>
+      </w:r>
+    </w:p>
+    <w:p>
+      <w:r>
+        <w:t>Output:</w:t>
+      </w:r>
+    </w:p>
+    <w:p>
+      <w:r>
+        <w:rPr>
+          <w:noProof/>
+        </w:rPr>
+        <w:lastRenderedPageBreak/>
+        <w:drawing>
+          <wp:inline distT="0" distB="0" distL="0" distR="0" wp14:anchorId="019915E5" wp14:editId="7976024F">
+            <wp:extent cx="5943600" cy="2174240"/>
+            <wp:effectExtent l="0" t="0" r="0" b="0"/>
+            <wp:docPr id="764123322" name="Picture 1"/>
+            <wp:cNvGraphicFramePr>
+              <a:graphicFrameLocks xmlns:a="http://schemas.openxmlformats.org/drawingml/2006/main" noChangeAspect="1"/>
+            </wp:cNvGraphicFramePr>
+            <a:graphic xmlns:a="http://schemas.openxmlformats.org/drawingml/2006/main">
+              <a:graphicData uri="http://schemas.openxmlformats.org/drawingml/2006/picture">
+                <pic:pic xmlns:pic="http://schemas.openxmlformats.org/drawingml/2006/picture">
+                  <pic:nvPicPr>
+                    <pic:cNvPr id="764123322" name=""/>
+                    <pic:cNvPicPr/>
+                  </pic:nvPicPr>
+                  <pic:blipFill>
+                    <a:blip r:embed="rId74"/>
+                    <a:stretch>
+                      <a:fillRect/>
+                    </a:stretch>
+                  </pic:blipFill>
+                  <pic:spPr>
+                    <a:xfrm>
+                      <a:off x="0" y="0"/>
+                      <a:ext cx="5943600" cy="2174240"/>
+                    </a:xfrm>
+                    <a:prstGeom prst="rect">
+                      <a:avLst/>
+                    </a:prstGeom>
+                  </pic:spPr>
+                </pic:pic>
+              </a:graphicData>
+            </a:graphic>
+          </wp:inline>
+        </w:drawing>
+      </w:r>
+    </w:p>
+    <w:p/>
+    <w:p>
+      <w:pPr>
+        <w:pStyle w:val="Heading2"/>
+      </w:pPr>
+      <w:r>
+        <w:t>38. Confirm no null values are removed</w:t>
+      </w:r>
+    </w:p>
+    <w:p>
+      <w:r>
+        <w:t>Code:</w:t>
+      </w:r>
+    </w:p>
+    <w:p>
+      <w:r>
+        <w:rPr>
+          <w:noProof/>
+        </w:rPr>
+        <w:drawing>
+          <wp:inline distT="0" distB="0" distL="0" distR="0" wp14:anchorId="5874542A" wp14:editId="1B4F3927">
+            <wp:extent cx="5943600" cy="656590"/>
+            <wp:effectExtent l="0" t="0" r="0" b="0"/>
+            <wp:docPr id="1991427944" name="Picture 1"/>
+            <wp:cNvGraphicFramePr>
+              <a:graphicFrameLocks xmlns:a="http://schemas.openxmlformats.org/drawingml/2006/main" noChangeAspect="1"/>
+            </wp:cNvGraphicFramePr>
+            <a:graphic xmlns:a="http://schemas.openxmlformats.org/drawingml/2006/main">
+              <a:graphicData uri="http://schemas.openxmlformats.org/drawingml/2006/picture">
+                <pic:pic xmlns:pic="http://schemas.openxmlformats.org/drawingml/2006/picture">
+                  <pic:nvPicPr>
+                    <pic:cNvPr id="1991427944" name=""/>
+                    <pic:cNvPicPr/>
+                  </pic:nvPicPr>
+                  <pic:blipFill>
+                    <a:blip r:embed="rId75"/>
+                    <a:stretch>
+                      <a:fillRect/>
+                    </a:stretch>
+                  </pic:blipFill>
+                  <pic:spPr>
+                    <a:xfrm>
+                      <a:off x="0" y="0"/>
+                      <a:ext cx="5943600" cy="656590"/>
+                    </a:xfrm>
+                    <a:prstGeom prst="rect">
+                      <a:avLst/>
+                    </a:prstGeom>
+                  </pic:spPr>
+                </pic:pic>
+              </a:graphicData>
+            </a:graphic>
+          </wp:inline>
+        </w:drawing>
+      </w:r>
+    </w:p>
+    <w:p>
+      <w:r>
+        <w:t>Output:</w:t>
+      </w:r>
+    </w:p>
+    <w:p>
+      <w:r>
+        <w:rPr>
+          <w:noProof/>
+        </w:rPr>
+        <w:drawing>
+          <wp:inline distT="0" distB="0" distL="0" distR="0" wp14:anchorId="27D566CF" wp14:editId="6C949910">
+            <wp:extent cx="3672840" cy="2961816"/>
+            <wp:effectExtent l="0" t="0" r="3810" b="0"/>
+            <wp:docPr id="1711878254" name="Picture 1"/>
+            <wp:cNvGraphicFramePr>
+              <a:graphicFrameLocks xmlns:a="http://schemas.openxmlformats.org/drawingml/2006/main" noChangeAspect="1"/>
+            </wp:cNvGraphicFramePr>
+            <a:graphic xmlns:a="http://schemas.openxmlformats.org/drawingml/2006/main">
+              <a:graphicData uri="http://schemas.openxmlformats.org/drawingml/2006/picture">
+                <pic:pic xmlns:pic="http://schemas.openxmlformats.org/drawingml/2006/picture">
+                  <pic:nvPicPr>
+                    <pic:cNvPr id="1711878254" name=""/>
+                    <pic:cNvPicPr/>
+                  </pic:nvPicPr>
+                  <pic:blipFill>
+                    <a:blip r:embed="rId76"/>
+                    <a:stretch>
+                      <a:fillRect/>
+                    </a:stretch>
+                  </pic:blipFill>
+                  <pic:spPr>
+                    <a:xfrm flipV="1">
+                      <a:off x="0" y="0"/>
+                      <a:ext cx="3680198" cy="2967749"/>
+                    </a:xfrm>
+                    <a:prstGeom prst="rect">
+                      <a:avLst/>
+                    </a:prstGeom>
+                  </pic:spPr>
+                </pic:pic>
+              </a:graphicData>
+            </a:graphic>
+          </wp:inline>
+        </w:drawing>
+      </w:r>
+    </w:p>
+    <w:p>
+      <w:pPr>
+        <w:pStyle w:val="Heading2"/>
+      </w:pPr>
+    </w:p>
+    <w:p>
+      <w:pPr>
+        <w:pStyle w:val="Heading2"/>
+      </w:pPr>
+    </w:p>
+    <w:p>
+      <w:pPr>
+        <w:pStyle w:val="Heading2"/>
+      </w:pPr>
+    </w:p>
+    <w:p>
+      <w:pPr>
+        <w:pStyle w:val="Heading2"/>
+      </w:pPr>
+      <w:r>
+        <w:t>39. Melting, lambda functions, pivot</w:t>
+      </w:r>
+    </w:p>
+    <w:p>
+      <w:r>
+        <w:t>Code:</w:t>
+      </w:r>
+    </w:p>
+    <w:p>
+      <w:r>
+        <w:rPr>
+          <w:noProof/>
+        </w:rPr>
+        <w:drawing>
+          <wp:inline distT="0" distB="0" distL="0" distR="0" wp14:anchorId="1774E7CF" wp14:editId="695E3DCD">
+            <wp:extent cx="5943600" cy="1334135"/>
+            <wp:effectExtent l="0" t="0" r="0" b="0"/>
+            <wp:docPr id="680581306" name="Picture 1"/>
+            <wp:cNvGraphicFramePr>
+              <a:graphicFrameLocks xmlns:a="http://schemas.openxmlformats.org/drawingml/2006/main" noChangeAspect="1"/>
+            </wp:cNvGraphicFramePr>
+            <a:graphic xmlns:a="http://schemas.openxmlformats.org/drawingml/2006/main">
+              <a:graphicData uri="http://schemas.openxmlformats.org/drawingml/2006/picture">
+                <pic:pic xmlns:pic="http://schemas.openxmlformats.org/drawingml/2006/picture">
+                  <pic:nvPicPr>
+                    <pic:cNvPr id="680581306" name=""/>
+                    <pic:cNvPicPr/>
+                  </pic:nvPicPr>
+                  <pic:blipFill>
+                    <a:blip r:embed="rId77"/>
+                    <a:stretch>
+                      <a:fillRect/>
+                    </a:stretch>
+                  </pic:blipFill>
+                  <pic:spPr>
+                    <a:xfrm>
+                      <a:off x="0" y="0"/>
+                      <a:ext cx="5943600" cy="1334135"/>
+                    </a:xfrm>
+                    <a:prstGeom prst="rect">
+                      <a:avLst/>
+                    </a:prstGeom>
+                  </pic:spPr>
+                </pic:pic>
+              </a:graphicData>
+            </a:graphic>
+          </wp:inline>
+        </w:drawing>
+      </w:r>
+    </w:p>
+    <w:p>
+      <w:r>
+        <w:t>Output</w:t>
+      </w:r>
+    </w:p>
+    <w:p>
+      <w:r>
+        <w:rPr>
+          <w:noProof/>
+        </w:rPr>
+        <w:drawing>
+          <wp:inline distT="0" distB="0" distL="0" distR="0" wp14:anchorId="751743F7" wp14:editId="189747E7">
+            <wp:extent cx="5363323" cy="2962688"/>
+            <wp:effectExtent l="0" t="0" r="8890" b="9525"/>
+            <wp:docPr id="550354483" name="Picture 1"/>
+            <wp:cNvGraphicFramePr>
+              <a:graphicFrameLocks xmlns:a="http://schemas.openxmlformats.org/drawingml/2006/main" noChangeAspect="1"/>
+            </wp:cNvGraphicFramePr>
+            <a:graphic xmlns:a="http://schemas.openxmlformats.org/drawingml/2006/main">
+              <a:graphicData uri="http://schemas.openxmlformats.org/drawingml/2006/picture">
+                <pic:pic xmlns:pic="http://schemas.openxmlformats.org/drawingml/2006/picture">
+                  <pic:nvPicPr>
+                    <pic:cNvPr id="550354483" name=""/>
+                    <pic:cNvPicPr/>
+                  </pic:nvPicPr>
+                  <pic:blipFill>
+                    <a:blip r:embed="rId78"/>
+                    <a:stretch>
+                      <a:fillRect/>
+                    </a:stretch>
+                  </pic:blipFill>
+                  <pic:spPr>
+                    <a:xfrm>
+                      <a:off x="0" y="0"/>
+                      <a:ext cx="5363323" cy="2962688"/>
+                    </a:xfrm>
+                    <a:prstGeom prst="rect">
+                      <a:avLst/>
+                    </a:prstGeom>
+                  </pic:spPr>
+                </pic:pic>
+              </a:graphicData>
+            </a:graphic>
+          </wp:inline>
+        </w:drawing>
+      </w:r>
+    </w:p>
+    <w:p>
+      <w:r>
+        <w:rPr>
+          <w:noProof/>
+        </w:rPr>
+        <w:drawing>
+          <wp:inline distT="0" distB="0" distL="0" distR="0" wp14:anchorId="1CA7739C" wp14:editId="5F0ADD9E">
+            <wp:extent cx="4239217" cy="2143424"/>
+            <wp:effectExtent l="0" t="0" r="9525" b="9525"/>
+            <wp:docPr id="220581586" name="Picture 1"/>
+            <wp:cNvGraphicFramePr>
+              <a:graphicFrameLocks xmlns:a="http://schemas.openxmlformats.org/drawingml/2006/main" noChangeAspect="1"/>
+            </wp:cNvGraphicFramePr>
+            <a:graphic xmlns:a="http://schemas.openxmlformats.org/drawingml/2006/main">
+              <a:graphicData uri="http://schemas.openxmlformats.org/drawingml/2006/picture">
+                <pic:pic xmlns:pic="http://schemas.openxmlformats.org/drawingml/2006/picture">
+                  <pic:nvPicPr>
+                    <pic:cNvPr id="220581586" name=""/>
+                    <pic:cNvPicPr/>
+                  </pic:nvPicPr>
+                  <pic:blipFill>
+                    <a:blip r:embed="rId79"/>
+                    <a:stretch>
+                      <a:fillRect/>
+                    </a:stretch>
+                  </pic:blipFill>
+                  <pic:spPr>
+                    <a:xfrm>
+                      <a:off x="0" y="0"/>
+                      <a:ext cx="4239217" cy="2143424"/>
+                    </a:xfrm>
+                    <a:prstGeom prst="rect">
+                      <a:avLst/>
+                    </a:prstGeom>
+                  </pic:spPr>
+                </pic:pic>
+              </a:graphicData>
+            </a:graphic>
+          </wp:inline>
+        </w:drawing>
+      </w:r>
+    </w:p>
+    <w:p>
+      <w:r>
+        <w:rPr>
+          <w:noProof/>
+        </w:rPr>
+        <w:lastRenderedPageBreak/>
+        <w:drawing>
+          <wp:inline distT="0" distB="0" distL="0" distR="0" wp14:anchorId="3FB1D96C" wp14:editId="24EEC799">
+            <wp:extent cx="5887272" cy="2581635"/>
+            <wp:effectExtent l="0" t="0" r="0" b="9525"/>
+            <wp:docPr id="290108348" name="Picture 1"/>
+            <wp:cNvGraphicFramePr>
+              <a:graphicFrameLocks xmlns:a="http://schemas.openxmlformats.org/drawingml/2006/main" noChangeAspect="1"/>
+            </wp:cNvGraphicFramePr>
+            <a:graphic xmlns:a="http://schemas.openxmlformats.org/drawingml/2006/main">
+              <a:graphicData uri="http://schemas.openxmlformats.org/drawingml/2006/picture">
+                <pic:pic xmlns:pic="http://schemas.openxmlformats.org/drawingml/2006/picture">
+                  <pic:nvPicPr>
+                    <pic:cNvPr id="290108348" name=""/>
+                    <pic:cNvPicPr/>
+                  </pic:nvPicPr>
+                  <pic:blipFill>
+                    <a:blip r:embed="rId80"/>
+                    <a:stretch>
+                      <a:fillRect/>
+                    </a:stretch>
+                  </pic:blipFill>
+                  <pic:spPr>
+                    <a:xfrm>
+                      <a:off x="0" y="0"/>
+                      <a:ext cx="5887272" cy="2581635"/>
+                    </a:xfrm>
+                    <a:prstGeom prst="rect">
+                      <a:avLst/>
+                    </a:prstGeom>
+                  </pic:spPr>
+                </pic:pic>
+              </a:graphicData>
+            </a:graphic>
+          </wp:inline>
+        </w:drawing>
+      </w:r>
     </w:p>
     <w:sectPr>
       <w:pgSz w:w="12240" w:h="15840"/>
       <w:pgMar w:top="1440" w:right="1440" w:bottom="1440" w:left="1440" w:header="720" w:footer="720" w:gutter="0"/>
+      <w:pgBorders w:offsetFrom="page">
+        <w:top w:val="single" w:sz="4" w:space="24" w:color="auto"/>
+        <w:left w:val="single" w:sz="4" w:space="24" w:color="auto"/>
+        <w:bottom w:val="single" w:sz="4" w:space="24" w:color="auto"/>
+        <w:right w:val="single" w:sz="4" w:space="24" w:color="auto"/>
+      </w:pgBorders>
       <w:cols w:space="720"/>
       <w:docGrid w:linePitch="360"/>
     </w:sectPr>
@@ -1982,8 +4237,100 @@
       </w:pPr>
     </w:lvl>
   </w:abstractNum>
+  <w:abstractNum w:abstractNumId="1" w15:restartNumberingAfterBreak="0">
+    <w:nsid w:val="2A1C3659"/>
+    <w:multiLevelType w:val="hybridMultilevel"/>
+    <w:tmpl w:val="AD3E9F8A"/>
+    <w:lvl w:ilvl="0" w:tplc="4009000F">
+      <w:start w:val="1"/>
+      <w:numFmt w:val="decimal"/>
+      <w:lvlText w:val="%1."/>
+      <w:lvlJc w:val="left"/>
+      <w:pPr>
+        <w:ind w:left="720" w:hanging="360"/>
+      </w:pPr>
+      <w:rPr>
+        <w:rFonts w:hint="default"/>
+      </w:rPr>
+    </w:lvl>
+    <w:lvl w:ilvl="1" w:tplc="40090019" w:tentative="1">
+      <w:start w:val="1"/>
+      <w:numFmt w:val="lowerLetter"/>
+      <w:lvlText w:val="%2."/>
+      <w:lvlJc w:val="left"/>
+      <w:pPr>
+        <w:ind w:left="1440" w:hanging="360"/>
+      </w:pPr>
+    </w:lvl>
+    <w:lvl w:ilvl="2" w:tplc="4009001B" w:tentative="1">
+      <w:start w:val="1"/>
+      <w:numFmt w:val="lowerRoman"/>
+      <w:lvlText w:val="%3."/>
+      <w:lvlJc w:val="right"/>
+      <w:pPr>
+        <w:ind w:left="2160" w:hanging="180"/>
+      </w:pPr>
+    </w:lvl>
+    <w:lvl w:ilvl="3" w:tplc="4009000F" w:tentative="1">
+      <w:start w:val="1"/>
+      <w:numFmt w:val="decimal"/>
+      <w:lvlText w:val="%4."/>
+      <w:lvlJc w:val="left"/>
+      <w:pPr>
+        <w:ind w:left="2880" w:hanging="360"/>
+      </w:pPr>
+    </w:lvl>
+    <w:lvl w:ilvl="4" w:tplc="40090019" w:tentative="1">
+      <w:start w:val="1"/>
+      <w:numFmt w:val="lowerLetter"/>
+      <w:lvlText w:val="%5."/>
+      <w:lvlJc w:val="left"/>
+      <w:pPr>
+        <w:ind w:left="3600" w:hanging="360"/>
+      </w:pPr>
+    </w:lvl>
+    <w:lvl w:ilvl="5" w:tplc="4009001B" w:tentative="1">
+      <w:start w:val="1"/>
+      <w:numFmt w:val="lowerRoman"/>
+      <w:lvlText w:val="%6."/>
+      <w:lvlJc w:val="right"/>
+      <w:pPr>
+        <w:ind w:left="4320" w:hanging="180"/>
+      </w:pPr>
+    </w:lvl>
+    <w:lvl w:ilvl="6" w:tplc="4009000F" w:tentative="1">
+      <w:start w:val="1"/>
+      <w:numFmt w:val="decimal"/>
+      <w:lvlText w:val="%7."/>
+      <w:lvlJc w:val="left"/>
+      <w:pPr>
+        <w:ind w:left="5040" w:hanging="360"/>
+      </w:pPr>
+    </w:lvl>
+    <w:lvl w:ilvl="7" w:tplc="40090019" w:tentative="1">
+      <w:start w:val="1"/>
+      <w:numFmt w:val="lowerLetter"/>
+      <w:lvlText w:val="%8."/>
+      <w:lvlJc w:val="left"/>
+      <w:pPr>
+        <w:ind w:left="5760" w:hanging="360"/>
+      </w:pPr>
+    </w:lvl>
+    <w:lvl w:ilvl="8" w:tplc="4009001B" w:tentative="1">
+      <w:start w:val="1"/>
+      <w:numFmt w:val="lowerRoman"/>
+      <w:lvlText w:val="%9."/>
+      <w:lvlJc w:val="right"/>
+      <w:pPr>
+        <w:ind w:left="6480" w:hanging="180"/>
+      </w:pPr>
+    </w:lvl>
+  </w:abstractNum>
   <w:num w:numId="1" w16cid:durableId="154805376">
     <w:abstractNumId w:val="0"/>
+  </w:num>
+  <w:num w:numId="2" w16cid:durableId="537161216">
+    <w:abstractNumId w:val="1"/>
   </w:num>
 </w:numbering>
 </file>
